--- a/samples/uncertainty-sample.docx
+++ b/samples/uncertainty-sample.docx
@@ -3,9 +3,15 @@
 <w:document xmlns:wpc="http://schemas.microsoft.com/office/word/2010/wordprocessingCanvas" xmlns:mo="http://schemas.microsoft.com/office/mac/office/2008/main" xmlns:mc="http://schemas.openxmlformats.org/markup-compatibility/2006" xmlns:mv="urn:schemas-microsoft-com:mac:vml" xmlns:o="urn:schemas-microsoft-com:office:office" xmlns:r="http://schemas.openxmlformats.org/officeDocument/2006/relationships" xmlns:m="http://schemas.openxmlformats.org/officeDocument/2006/math" xmlns:v="urn:schemas-microsoft-com:vml" xmlns:wp14="http://schemas.microsoft.com/office/word/2010/wordprocessingDrawing" xmlns:wp="http://schemas.openxmlformats.org/drawingml/2006/wordprocessingDrawing" xmlns:w10="urn:schemas-microsoft-com:office:word" xmlns:w="http://schemas.openxmlformats.org/wordprocessingml/2006/main" xmlns:w14="http://schemas.microsoft.com/office/word/2010/wordml" xmlns:wpg="http://schemas.microsoft.com/office/word/2010/wordprocessingGroup" xmlns:wpi="http://schemas.microsoft.com/office/word/2010/wordprocessingInk" xmlns:wne="http://schemas.microsoft.com/office/word/2006/wordml" xmlns:wps="http://schemas.microsoft.com/office/word/2010/wordprocessingShape" mc:Ignorable="w14 wp14">
   <w:body>
     <w:p>
+      <w:pPr>
+        <w:spacing w:after="0"/>
+        <w:pBdr>
+          <w:bottom w:val="single" w:sz="12" w:space="6" w:color="1F6FEB"/>
+        </w:pBdr>
+      </w:pPr>
       <w:r>
         <w:rPr>
-          <w:rFonts w:ascii="Calibri" w:hAnsi="Calibri" w:eastAsia="Microsoft YaHei"/>
+          <w:rFonts w:ascii="Calibri" w:hAnsi="Calibri" w:eastAsia="Calibri"/>
           <w:b/>
           <w:color w:val="1F6FEB"/>
           <w:sz w:val="22"/>
@@ -14,91 +20,25 @@
       </w:r>
       <w:r>
         <w:rPr>
-          <w:rFonts w:ascii="Calibri" w:hAnsi="Calibri" w:eastAsia="Microsoft YaHei"/>
+          <w:rFonts w:ascii="Calibri" w:hAnsi="Calibri" w:eastAsia="Calibri"/>
           <w:color w:val="5B6B7F"/>
-          <w:sz w:val="19"/>
+          <w:sz w:val="18"/>
         </w:rPr>
-        <w:t xml:space="preserve">   ·   ISO/IEC 17025:2017 toolkit</w:t>
+        <w:t xml:space="preserve">   |   ISO/IEC 17025:2017 toolkit   |   Uncertainty Evaluation</w:t>
       </w:r>
     </w:p>
     <w:p>
       <w:pPr>
-        <w:spacing w:before="40" w:after="40"/>
+        <w:spacing w:before="200" w:after="40"/>
       </w:pPr>
       <w:r>
         <w:rPr>
-          <w:rFonts w:ascii="Calibri" w:hAnsi="Calibri" w:eastAsia="Microsoft YaHei"/>
+          <w:rFonts w:ascii="Calibri" w:hAnsi="Calibri" w:eastAsia="Calibri"/>
           <w:b/>
           <w:color w:val="0F2A4A"/>
-          <w:sz w:val="40"/>
+          <w:sz w:val="38"/>
         </w:rPr>
         <w:t>Measurement Uncertainty Budget</w:t>
-      </w:r>
-    </w:p>
-    <w:p>
-      <w:r>
-        <w:rPr>
-          <w:rFonts w:ascii="Calibri" w:hAnsi="Calibri" w:eastAsia="Microsoft YaHei"/>
-          <w:b/>
-          <w:color w:val="0F2A4A"/>
-          <w:sz w:val="26"/>
-        </w:rPr>
-        <w:t>测量不确定度预算（样例）</w:t>
-      </w:r>
-    </w:p>
-    <w:p>
-      <w:r>
-        <w:rPr>
-          <w:rFonts w:ascii="Calibri" w:hAnsi="Calibri" w:eastAsia="Microsoft YaHei"/>
-          <w:color w:val="5B6B7F"/>
-          <w:sz w:val="20"/>
-        </w:rPr>
-        <w:t>Sample GUM budget — generic example values, not your data.   GUM 预算示例——通用示例数值，非你的数据。</w:t>
-      </w:r>
-    </w:p>
-    <w:p/>
-    <w:p>
-      <w:pPr w:spacing="120">
-        <w:shd w:val="clear" w:color="auto" w:fill="FFF7ED"/>
-        <w:pBdr>
-          <w:left w:val="single" w:sz="24" w:space="8" w:color="F59E0B"/>
-        </w:pBdr>
-      </w:pPr>
-      <w:r>
-        <w:rPr>
-          <w:rFonts w:ascii="Calibri" w:hAnsi="Calibri" w:eastAsia="Microsoft YaHei"/>
-          <w:b/>
-          <w:color w:val="B45309"/>
-          <w:sz w:val="22"/>
-        </w:rPr>
-        <w:t>DEMO SAMPLE · 样例 · 非完整交付物</w:t>
-        <w:br/>
-      </w:r>
-      <w:r>
-        <w:rPr>
-          <w:rFonts w:ascii="Calibri" w:hAnsi="Calibri" w:eastAsia="Microsoft YaHei"/>
-          <w:color w:val="B45309"/>
-          <w:sz w:val="20"/>
-        </w:rPr>
-        <w:t>This is a GENERIC sample budget (JCGM 100:2008). The full version computes from YOUR components, applies your context, and exports an editable Word report.</w:t>
-        <w:br/>
-        <w:t>这是通用预算示例（JCGM 100:2008）。完整版基于你的分量计算、结合上下文，并导出可编辑 Word 报告。</w:t>
-      </w:r>
-    </w:p>
-    <w:p>
-      <w:pPr>
-        <w:pBdr>
-          <w:bottom w:val="single" w:sz="6" w:space="4" w:color="0F2A4A"/>
-        </w:pBdr>
-      </w:pPr>
-      <w:r>
-        <w:rPr>
-          <w:rFonts w:ascii="Calibri" w:hAnsi="Calibri" w:eastAsia="Microsoft YaHei"/>
-          <w:b/>
-          <w:color w:val="0F2A4A"/>
-          <w:sz w:val="28"/>
-        </w:rPr>
-        <w:t>1 · Measurement model  /  一、测量模型</w:t>
       </w:r>
     </w:p>
     <w:p>
@@ -107,35 +47,89 @@
       </w:pPr>
       <w:r>
         <w:rPr>
-          <w:rFonts w:ascii="Calibri" w:hAnsi="Calibri" w:eastAsia="Microsoft YaHei"/>
-          <w:b w:val="0"/>
+          <w:rFonts w:ascii="Calibri" w:hAnsi="Calibri" w:eastAsia="Calibri"/>
+          <w:i/>
+          <w:color w:val="5B6B7F"/>
+          <w:sz w:val="20"/>
+        </w:rPr>
+        <w:t>GUM (JCGM 100:2008) · generic worked example · not your data</w:t>
+      </w:r>
+    </w:p>
+    <w:p/>
+    <w:p>
+      <w:pPr w:spacing="160">
+        <w:spacing w:before="40" w:after="240"/>
+        <w:shd w:val="clear" w:color="auto" w:fill="FFF7ED"/>
+        <w:pBdr>
+          <w:left w:val="single" w:sz="30" w:space="6" w:color="F59E0B"/>
+        </w:pBdr>
+      </w:pPr>
+      <w:r>
+        <w:rPr>
+          <w:rFonts w:ascii="Calibri" w:hAnsi="Calibri" w:eastAsia="Calibri"/>
+          <w:b/>
+          <w:color w:val="B45309"/>
           <w:sz w:val="21"/>
         </w:rPr>
-        <w:t>Y = Σ cᵢ · xᵢ   (default linear model)</w:t>
+        <w:t>DEMO SAMPLE — what this file is</w:t>
+        <w:br/>
       </w:r>
       <w:r>
         <w:rPr>
-          <w:rFonts w:ascii="Calibri" w:hAnsi="Calibri" w:eastAsia="Microsoft YaHei"/>
-          <w:b w:val="0"/>
-          <w:sz w:val="21"/>
+          <w:rFonts w:ascii="Calibri" w:hAnsi="Calibri" w:eastAsia="Calibri"/>
+          <w:color w:val="B45309"/>
+          <w:sz w:val="19"/>
         </w:rPr>
-        <w:t xml:space="preserve">  Y = Σ cᵢ · xᵢ（默认线性模型）</w:t>
+        <w:t>A generic sample budget to illustrate structure and depth. The paid full version computes from YOUR components, applies your context, and exports an editable Word report.</w:t>
       </w:r>
     </w:p>
     <w:p>
       <w:pPr>
+        <w:spacing w:before="280" w:after="100"/>
         <w:pBdr>
-          <w:bottom w:val="single" w:sz="6" w:space="4" w:color="0F2A4A"/>
+          <w:bottom w:val="single" w:sz="6" w:space="6" w:color="0F2A4A"/>
         </w:pBdr>
       </w:pPr>
       <w:r>
         <w:rPr>
-          <w:rFonts w:ascii="Calibri" w:hAnsi="Calibri" w:eastAsia="Microsoft YaHei"/>
+          <w:rFonts w:ascii="Calibri" w:hAnsi="Calibri" w:eastAsia="Calibri"/>
           <w:b/>
           <w:color w:val="0F2A4A"/>
-          <w:sz w:val="28"/>
+          <w:sz w:val="27"/>
         </w:rPr>
-        <w:t>2 · Uncertainty components (sample)  /  二、不确定度分量（示例）</w:t>
+        <w:t>1  Measurement model</w:t>
+      </w:r>
+    </w:p>
+    <w:p>
+      <w:pPr>
+        <w:spacing w:after="100" w:line="269" w:lineRule="auto"/>
+      </w:pPr>
+      <w:r>
+        <w:rPr>
+          <w:rFonts w:ascii="Calibri" w:hAnsi="Calibri" w:eastAsia="Calibri"/>
+          <w:b w:val="0"/>
+          <w:i w:val="0"/>
+          <w:color w:val="14202E"/>
+          <w:sz w:val="21"/>
+        </w:rPr>
+        <w:t>Y = Σ cᵢ · xᵢ   (default linear model; the full version accepts user-defined models.)</w:t>
+      </w:r>
+    </w:p>
+    <w:p>
+      <w:pPr>
+        <w:spacing w:before="280" w:after="100"/>
+        <w:pBdr>
+          <w:bottom w:val="single" w:sz="6" w:space="6" w:color="0F2A4A"/>
+        </w:pBdr>
+      </w:pPr>
+      <w:r>
+        <w:rPr>
+          <w:rFonts w:ascii="Calibri" w:hAnsi="Calibri" w:eastAsia="Calibri"/>
+          <w:b/>
+          <w:color w:val="0F2A4A"/>
+          <w:sz w:val="27"/>
+        </w:rPr>
+        <w:t>2  Uncertainty components (sample)</w:t>
       </w:r>
     </w:p>
     <w:tbl>
@@ -156,19 +150,20 @@
       <w:tr>
         <w:tc>
           <w:tcPr>
-            <w:tcW w:type="dxa" w:w="2592"/>
+            <w:tcW w:type="dxa" w:w="2448"/>
+            <w:shd w:val="clear" w:color="auto" w:fill="0F2A4A"/>
           </w:tcPr>
           <w:p>
             <w:pPr>
-              <w:shd w:val="clear" w:color="auto" w:fill="0F2A4A"/>
+              <w:spacing w:after="0"/>
             </w:pPr>
             <w:r/>
             <w:r>
               <w:rPr>
-                <w:rFonts w:ascii="Calibri" w:hAnsi="Calibri" w:eastAsia="Microsoft YaHei"/>
+                <w:rFonts w:ascii="Calibri" w:hAnsi="Calibri" w:eastAsia="Calibri"/>
                 <w:b/>
                 <w:color w:val="FFFFFF"/>
-                <w:sz w:val="19"/>
+                <w:sz w:val="18"/>
               </w:rPr>
               <w:t>Component</w:t>
             </w:r>
@@ -176,19 +171,20 @@
         </w:tc>
         <w:tc>
           <w:tcPr>
-            <w:tcW w:type="dxa" w:w="1008"/>
+            <w:tcW w:type="dxa" w:w="864"/>
+            <w:shd w:val="clear" w:color="auto" w:fill="0F2A4A"/>
           </w:tcPr>
           <w:p>
             <w:pPr>
-              <w:shd w:val="clear" w:color="auto" w:fill="0F2A4A"/>
+              <w:spacing w:after="0"/>
             </w:pPr>
             <w:r/>
             <w:r>
               <w:rPr>
-                <w:rFonts w:ascii="Calibri" w:hAnsi="Calibri" w:eastAsia="Microsoft YaHei"/>
+                <w:rFonts w:ascii="Calibri" w:hAnsi="Calibri" w:eastAsia="Calibri"/>
                 <w:b/>
                 <w:color w:val="FFFFFF"/>
-                <w:sz w:val="19"/>
+                <w:sz w:val="18"/>
               </w:rPr>
               <w:t>Type</w:t>
             </w:r>
@@ -196,39 +192,41 @@
         </w:tc>
         <w:tc>
           <w:tcPr>
-            <w:tcW w:type="dxa" w:w="1296"/>
+            <w:tcW w:type="dxa" w:w="1584"/>
+            <w:shd w:val="clear" w:color="auto" w:fill="0F2A4A"/>
           </w:tcPr>
           <w:p>
             <w:pPr>
-              <w:shd w:val="clear" w:color="auto" w:fill="0F2A4A"/>
+              <w:spacing w:after="0"/>
             </w:pPr>
             <w:r/>
             <w:r>
               <w:rPr>
-                <w:rFonts w:ascii="Calibri" w:hAnsi="Calibri" w:eastAsia="Microsoft YaHei"/>
+                <w:rFonts w:ascii="Calibri" w:hAnsi="Calibri" w:eastAsia="Calibri"/>
                 <w:b/>
                 <w:color w:val="FFFFFF"/>
-                <w:sz w:val="19"/>
+                <w:sz w:val="18"/>
               </w:rPr>
-              <w:t>Dist</w:t>
+              <w:t>Distribution</w:t>
             </w:r>
           </w:p>
         </w:tc>
         <w:tc>
           <w:tcPr>
-            <w:tcW w:type="dxa" w:w="1296"/>
+            <w:tcW w:type="dxa" w:w="1152"/>
+            <w:shd w:val="clear" w:color="auto" w:fill="0F2A4A"/>
           </w:tcPr>
           <w:p>
             <w:pPr>
-              <w:shd w:val="clear" w:color="auto" w:fill="0F2A4A"/>
+              <w:spacing w:after="0"/>
             </w:pPr>
             <w:r/>
             <w:r>
               <w:rPr>
-                <w:rFonts w:ascii="Calibri" w:hAnsi="Calibri" w:eastAsia="Microsoft YaHei"/>
+                <w:rFonts w:ascii="Calibri" w:hAnsi="Calibri" w:eastAsia="Calibri"/>
                 <w:b/>
                 <w:color w:val="FFFFFF"/>
-                <w:sz w:val="19"/>
+                <w:sz w:val="18"/>
               </w:rPr>
               <w:t>uᵢ</w:t>
             </w:r>
@@ -236,19 +234,20 @@
         </w:tc>
         <w:tc>
           <w:tcPr>
-            <w:tcW w:type="dxa" w:w="1008"/>
+            <w:tcW w:type="dxa" w:w="864"/>
+            <w:shd w:val="clear" w:color="auto" w:fill="0F2A4A"/>
           </w:tcPr>
           <w:p>
             <w:pPr>
-              <w:shd w:val="clear" w:color="auto" w:fill="0F2A4A"/>
+              <w:spacing w:after="0"/>
             </w:pPr>
             <w:r/>
             <w:r>
               <w:rPr>
-                <w:rFonts w:ascii="Calibri" w:hAnsi="Calibri" w:eastAsia="Microsoft YaHei"/>
+                <w:rFonts w:ascii="Calibri" w:hAnsi="Calibri" w:eastAsia="Calibri"/>
                 <w:b/>
                 <w:color w:val="FFFFFF"/>
-                <w:sz w:val="19"/>
+                <w:sz w:val="18"/>
               </w:rPr>
               <w:t>cᵢ</w:t>
             </w:r>
@@ -256,21 +255,593 @@
         </w:tc>
         <w:tc>
           <w:tcPr>
-            <w:tcW w:type="dxa" w:w="1008"/>
+            <w:tcW w:type="dxa" w:w="864"/>
+            <w:shd w:val="clear" w:color="auto" w:fill="0F2A4A"/>
           </w:tcPr>
           <w:p>
             <w:pPr>
-              <w:shd w:val="clear" w:color="auto" w:fill="0F2A4A"/>
+              <w:spacing w:after="0"/>
             </w:pPr>
             <w:r/>
             <w:r>
               <w:rPr>
-                <w:rFonts w:ascii="Calibri" w:hAnsi="Calibri" w:eastAsia="Microsoft YaHei"/>
+                <w:rFonts w:ascii="Calibri" w:hAnsi="Calibri" w:eastAsia="Calibri"/>
                 <w:b/>
                 <w:color w:val="FFFFFF"/>
-                <w:sz w:val="19"/>
+                <w:sz w:val="18"/>
               </w:rPr>
               <w:t>νᵢ</w:t>
+            </w:r>
+          </w:p>
+        </w:tc>
+      </w:tr>
+      <w:tr>
+        <w:tc>
+          <w:tcPr>
+            <w:tcW w:type="dxa" w:w="2448"/>
+          </w:tcPr>
+          <w:p>
+            <w:pPr>
+              <w:spacing w:after="0"/>
+            </w:pPr>
+            <w:r/>
+            <w:r>
+              <w:rPr>
+                <w:rFonts w:ascii="Calibri" w:hAnsi="Calibri" w:eastAsia="Calibri"/>
+                <w:color w:val="14202E"/>
+                <w:sz w:val="18"/>
+              </w:rPr>
+              <w:t>Repeatability</w:t>
+            </w:r>
+          </w:p>
+        </w:tc>
+        <w:tc>
+          <w:tcPr>
+            <w:tcW w:type="dxa" w:w="864"/>
+          </w:tcPr>
+          <w:p>
+            <w:pPr>
+              <w:spacing w:after="0"/>
+            </w:pPr>
+            <w:r/>
+            <w:r>
+              <w:rPr>
+                <w:rFonts w:ascii="Calibri" w:hAnsi="Calibri" w:eastAsia="Calibri"/>
+                <w:color w:val="14202E"/>
+                <w:sz w:val="18"/>
+              </w:rPr>
+              <w:t>A</w:t>
+            </w:r>
+          </w:p>
+        </w:tc>
+        <w:tc>
+          <w:tcPr>
+            <w:tcW w:type="dxa" w:w="1584"/>
+          </w:tcPr>
+          <w:p>
+            <w:pPr>
+              <w:spacing w:after="0"/>
+            </w:pPr>
+            <w:r/>
+            <w:r>
+              <w:rPr>
+                <w:rFonts w:ascii="Calibri" w:hAnsi="Calibri" w:eastAsia="Calibri"/>
+                <w:color w:val="14202E"/>
+                <w:sz w:val="18"/>
+              </w:rPr>
+              <w:t>normal</w:t>
+            </w:r>
+          </w:p>
+        </w:tc>
+        <w:tc>
+          <w:tcPr>
+            <w:tcW w:type="dxa" w:w="1152"/>
+          </w:tcPr>
+          <w:p>
+            <w:pPr>
+              <w:spacing w:after="0"/>
+            </w:pPr>
+            <w:r/>
+            <w:r>
+              <w:rPr>
+                <w:rFonts w:ascii="Calibri" w:hAnsi="Calibri" w:eastAsia="Calibri"/>
+                <w:color w:val="14202E"/>
+                <w:sz w:val="18"/>
+              </w:rPr>
+              <w:t>0.0200</w:t>
+            </w:r>
+          </w:p>
+        </w:tc>
+        <w:tc>
+          <w:tcPr>
+            <w:tcW w:type="dxa" w:w="864"/>
+          </w:tcPr>
+          <w:p>
+            <w:pPr>
+              <w:spacing w:after="0"/>
+            </w:pPr>
+            <w:r/>
+            <w:r>
+              <w:rPr>
+                <w:rFonts w:ascii="Calibri" w:hAnsi="Calibri" w:eastAsia="Calibri"/>
+                <w:color w:val="14202E"/>
+                <w:sz w:val="18"/>
+              </w:rPr>
+              <w:t>1</w:t>
+            </w:r>
+          </w:p>
+        </w:tc>
+        <w:tc>
+          <w:tcPr>
+            <w:tcW w:type="dxa" w:w="864"/>
+          </w:tcPr>
+          <w:p>
+            <w:pPr>
+              <w:spacing w:after="0"/>
+            </w:pPr>
+            <w:r/>
+            <w:r>
+              <w:rPr>
+                <w:rFonts w:ascii="Calibri" w:hAnsi="Calibri" w:eastAsia="Calibri"/>
+                <w:color w:val="14202E"/>
+                <w:sz w:val="18"/>
+              </w:rPr>
+              <w:t>9</w:t>
+            </w:r>
+          </w:p>
+        </w:tc>
+      </w:tr>
+      <w:tr>
+        <w:tc>
+          <w:tcPr>
+            <w:tcW w:type="dxa" w:w="2448"/>
+            <w:shd w:val="clear" w:color="auto" w:fill="F3F7FC"/>
+          </w:tcPr>
+          <w:p>
+            <w:pPr>
+              <w:spacing w:after="0"/>
+            </w:pPr>
+            <w:r/>
+            <w:r>
+              <w:rPr>
+                <w:rFonts w:ascii="Calibri" w:hAnsi="Calibri" w:eastAsia="Calibri"/>
+                <w:color w:val="14202E"/>
+                <w:sz w:val="18"/>
+              </w:rPr>
+              <w:t>Reference standard</w:t>
+            </w:r>
+          </w:p>
+        </w:tc>
+        <w:tc>
+          <w:tcPr>
+            <w:tcW w:type="dxa" w:w="864"/>
+            <w:shd w:val="clear" w:color="auto" w:fill="F3F7FC"/>
+          </w:tcPr>
+          <w:p>
+            <w:pPr>
+              <w:spacing w:after="0"/>
+            </w:pPr>
+            <w:r/>
+            <w:r>
+              <w:rPr>
+                <w:rFonts w:ascii="Calibri" w:hAnsi="Calibri" w:eastAsia="Calibri"/>
+                <w:color w:val="14202E"/>
+                <w:sz w:val="18"/>
+              </w:rPr>
+              <w:t>B</w:t>
+            </w:r>
+          </w:p>
+        </w:tc>
+        <w:tc>
+          <w:tcPr>
+            <w:tcW w:type="dxa" w:w="1584"/>
+            <w:shd w:val="clear" w:color="auto" w:fill="F3F7FC"/>
+          </w:tcPr>
+          <w:p>
+            <w:pPr>
+              <w:spacing w:after="0"/>
+            </w:pPr>
+            <w:r/>
+            <w:r>
+              <w:rPr>
+                <w:rFonts w:ascii="Calibri" w:hAnsi="Calibri" w:eastAsia="Calibri"/>
+                <w:color w:val="14202E"/>
+                <w:sz w:val="18"/>
+              </w:rPr>
+              <w:t>normal</w:t>
+            </w:r>
+          </w:p>
+        </w:tc>
+        <w:tc>
+          <w:tcPr>
+            <w:tcW w:type="dxa" w:w="1152"/>
+            <w:shd w:val="clear" w:color="auto" w:fill="F3F7FC"/>
+          </w:tcPr>
+          <w:p>
+            <w:pPr>
+              <w:spacing w:after="0"/>
+            </w:pPr>
+            <w:r/>
+            <w:r>
+              <w:rPr>
+                <w:rFonts w:ascii="Calibri" w:hAnsi="Calibri" w:eastAsia="Calibri"/>
+                <w:color w:val="14202E"/>
+                <w:sz w:val="18"/>
+              </w:rPr>
+              <w:t>0.0150</w:t>
+            </w:r>
+          </w:p>
+        </w:tc>
+        <w:tc>
+          <w:tcPr>
+            <w:tcW w:type="dxa" w:w="864"/>
+            <w:shd w:val="clear" w:color="auto" w:fill="F3F7FC"/>
+          </w:tcPr>
+          <w:p>
+            <w:pPr>
+              <w:spacing w:after="0"/>
+            </w:pPr>
+            <w:r/>
+            <w:r>
+              <w:rPr>
+                <w:rFonts w:ascii="Calibri" w:hAnsi="Calibri" w:eastAsia="Calibri"/>
+                <w:color w:val="14202E"/>
+                <w:sz w:val="18"/>
+              </w:rPr>
+              <w:t>1</w:t>
+            </w:r>
+          </w:p>
+        </w:tc>
+        <w:tc>
+          <w:tcPr>
+            <w:tcW w:type="dxa" w:w="864"/>
+            <w:shd w:val="clear" w:color="auto" w:fill="F3F7FC"/>
+          </w:tcPr>
+          <w:p>
+            <w:pPr>
+              <w:spacing w:after="0"/>
+            </w:pPr>
+            <w:r/>
+            <w:r>
+              <w:rPr>
+                <w:rFonts w:ascii="Calibri" w:hAnsi="Calibri" w:eastAsia="Calibri"/>
+                <w:color w:val="14202E"/>
+                <w:sz w:val="18"/>
+              </w:rPr>
+              <w:t>100</w:t>
+            </w:r>
+          </w:p>
+        </w:tc>
+      </w:tr>
+      <w:tr>
+        <w:tc>
+          <w:tcPr>
+            <w:tcW w:type="dxa" w:w="2448"/>
+          </w:tcPr>
+          <w:p>
+            <w:pPr>
+              <w:spacing w:after="0"/>
+            </w:pPr>
+            <w:r/>
+            <w:r>
+              <w:rPr>
+                <w:rFonts w:ascii="Calibri" w:hAnsi="Calibri" w:eastAsia="Calibri"/>
+                <w:color w:val="14202E"/>
+                <w:sz w:val="18"/>
+              </w:rPr>
+              <w:t>Calibration</w:t>
+            </w:r>
+          </w:p>
+        </w:tc>
+        <w:tc>
+          <w:tcPr>
+            <w:tcW w:type="dxa" w:w="864"/>
+          </w:tcPr>
+          <w:p>
+            <w:pPr>
+              <w:spacing w:after="0"/>
+            </w:pPr>
+            <w:r/>
+            <w:r>
+              <w:rPr>
+                <w:rFonts w:ascii="Calibri" w:hAnsi="Calibri" w:eastAsia="Calibri"/>
+                <w:color w:val="14202E"/>
+                <w:sz w:val="18"/>
+              </w:rPr>
+              <w:t>B</w:t>
+            </w:r>
+          </w:p>
+        </w:tc>
+        <w:tc>
+          <w:tcPr>
+            <w:tcW w:type="dxa" w:w="1584"/>
+          </w:tcPr>
+          <w:p>
+            <w:pPr>
+              <w:spacing w:after="0"/>
+            </w:pPr>
+            <w:r/>
+            <w:r>
+              <w:rPr>
+                <w:rFonts w:ascii="Calibri" w:hAnsi="Calibri" w:eastAsia="Calibri"/>
+                <w:color w:val="14202E"/>
+                <w:sz w:val="18"/>
+              </w:rPr>
+              <w:t>uniform</w:t>
+            </w:r>
+          </w:p>
+        </w:tc>
+        <w:tc>
+          <w:tcPr>
+            <w:tcW w:type="dxa" w:w="1152"/>
+          </w:tcPr>
+          <w:p>
+            <w:pPr>
+              <w:spacing w:after="0"/>
+            </w:pPr>
+            <w:r/>
+            <w:r>
+              <w:rPr>
+                <w:rFonts w:ascii="Calibri" w:hAnsi="Calibri" w:eastAsia="Calibri"/>
+                <w:color w:val="14202E"/>
+                <w:sz w:val="18"/>
+              </w:rPr>
+              <w:t>0.0058</w:t>
+            </w:r>
+          </w:p>
+        </w:tc>
+        <w:tc>
+          <w:tcPr>
+            <w:tcW w:type="dxa" w:w="864"/>
+          </w:tcPr>
+          <w:p>
+            <w:pPr>
+              <w:spacing w:after="0"/>
+            </w:pPr>
+            <w:r/>
+            <w:r>
+              <w:rPr>
+                <w:rFonts w:ascii="Calibri" w:hAnsi="Calibri" w:eastAsia="Calibri"/>
+                <w:color w:val="14202E"/>
+                <w:sz w:val="18"/>
+              </w:rPr>
+              <w:t>1</w:t>
+            </w:r>
+          </w:p>
+        </w:tc>
+        <w:tc>
+          <w:tcPr>
+            <w:tcW w:type="dxa" w:w="864"/>
+          </w:tcPr>
+          <w:p>
+            <w:pPr>
+              <w:spacing w:after="0"/>
+            </w:pPr>
+            <w:r/>
+            <w:r>
+              <w:rPr>
+                <w:rFonts w:ascii="Calibri" w:hAnsi="Calibri" w:eastAsia="Calibri"/>
+                <w:color w:val="14202E"/>
+                <w:sz w:val="18"/>
+              </w:rPr>
+              <w:t>50</w:t>
+            </w:r>
+          </w:p>
+        </w:tc>
+      </w:tr>
+      <w:tr>
+        <w:tc>
+          <w:tcPr>
+            <w:tcW w:type="dxa" w:w="2448"/>
+            <w:shd w:val="clear" w:color="auto" w:fill="F3F7FC"/>
+          </w:tcPr>
+          <w:p>
+            <w:pPr>
+              <w:spacing w:after="0"/>
+            </w:pPr>
+            <w:r/>
+            <w:r>
+              <w:rPr>
+                <w:rFonts w:ascii="Calibri" w:hAnsi="Calibri" w:eastAsia="Calibri"/>
+                <w:color w:val="14202E"/>
+                <w:sz w:val="18"/>
+              </w:rPr>
+              <w:t>Resolution</w:t>
+            </w:r>
+          </w:p>
+        </w:tc>
+        <w:tc>
+          <w:tcPr>
+            <w:tcW w:type="dxa" w:w="864"/>
+            <w:shd w:val="clear" w:color="auto" w:fill="F3F7FC"/>
+          </w:tcPr>
+          <w:p>
+            <w:pPr>
+              <w:spacing w:after="0"/>
+            </w:pPr>
+            <w:r/>
+            <w:r>
+              <w:rPr>
+                <w:rFonts w:ascii="Calibri" w:hAnsi="Calibri" w:eastAsia="Calibri"/>
+                <w:color w:val="14202E"/>
+                <w:sz w:val="18"/>
+              </w:rPr>
+              <w:t>B</w:t>
+            </w:r>
+          </w:p>
+        </w:tc>
+        <w:tc>
+          <w:tcPr>
+            <w:tcW w:type="dxa" w:w="1584"/>
+            <w:shd w:val="clear" w:color="auto" w:fill="F3F7FC"/>
+          </w:tcPr>
+          <w:p>
+            <w:pPr>
+              <w:spacing w:after="0"/>
+            </w:pPr>
+            <w:r/>
+            <w:r>
+              <w:rPr>
+                <w:rFonts w:ascii="Calibri" w:hAnsi="Calibri" w:eastAsia="Calibri"/>
+                <w:color w:val="14202E"/>
+                <w:sz w:val="18"/>
+              </w:rPr>
+              <w:t>uniform</w:t>
+            </w:r>
+          </w:p>
+        </w:tc>
+        <w:tc>
+          <w:tcPr>
+            <w:tcW w:type="dxa" w:w="1152"/>
+            <w:shd w:val="clear" w:color="auto" w:fill="F3F7FC"/>
+          </w:tcPr>
+          <w:p>
+            <w:pPr>
+              <w:spacing w:after="0"/>
+            </w:pPr>
+            <w:r/>
+            <w:r>
+              <w:rPr>
+                <w:rFonts w:ascii="Calibri" w:hAnsi="Calibri" w:eastAsia="Calibri"/>
+                <w:color w:val="14202E"/>
+                <w:sz w:val="18"/>
+              </w:rPr>
+              <w:t>0.0029</w:t>
+            </w:r>
+          </w:p>
+        </w:tc>
+        <w:tc>
+          <w:tcPr>
+            <w:tcW w:type="dxa" w:w="864"/>
+            <w:shd w:val="clear" w:color="auto" w:fill="F3F7FC"/>
+          </w:tcPr>
+          <w:p>
+            <w:pPr>
+              <w:spacing w:after="0"/>
+            </w:pPr>
+            <w:r/>
+            <w:r>
+              <w:rPr>
+                <w:rFonts w:ascii="Calibri" w:hAnsi="Calibri" w:eastAsia="Calibri"/>
+                <w:color w:val="14202E"/>
+                <w:sz w:val="18"/>
+              </w:rPr>
+              <w:t>1</w:t>
+            </w:r>
+          </w:p>
+        </w:tc>
+        <w:tc>
+          <w:tcPr>
+            <w:tcW w:type="dxa" w:w="864"/>
+            <w:shd w:val="clear" w:color="auto" w:fill="F3F7FC"/>
+          </w:tcPr>
+          <w:p>
+            <w:pPr>
+              <w:spacing w:after="0"/>
+            </w:pPr>
+            <w:r/>
+            <w:r>
+              <w:rPr>
+                <w:rFonts w:ascii="Calibri" w:hAnsi="Calibri" w:eastAsia="Calibri"/>
+                <w:color w:val="14202E"/>
+                <w:sz w:val="18"/>
+              </w:rPr>
+              <w:t>50</w:t>
+            </w:r>
+          </w:p>
+        </w:tc>
+      </w:tr>
+    </w:tbl>
+    <w:p>
+      <w:pPr>
+        <w:spacing w:before="280" w:after="100"/>
+        <w:pBdr>
+          <w:bottom w:val="single" w:sz="6" w:space="6" w:color="0F2A4A"/>
+        </w:pBdr>
+      </w:pPr>
+      <w:r>
+        <w:rPr>
+          <w:rFonts w:ascii="Calibri" w:hAnsi="Calibri" w:eastAsia="Calibri"/>
+          <w:b/>
+          <w:color w:val="0F2A4A"/>
+          <w:sz w:val="27"/>
+        </w:rPr>
+        <w:t>3  Combined and expanded result (sample)</w:t>
+      </w:r>
+    </w:p>
+    <w:tbl>
+      <w:tblPr>
+        <w:tblStyle w:val="TableGrid"/>
+        <w:tblW w:type="auto" w:w="0"/>
+        <w:jc w:val="center"/>
+        <w:tblLook w:firstColumn="1" w:firstRow="1" w:lastColumn="0" w:lastRow="0" w:noHBand="0" w:noVBand="1" w:val="04A0"/>
+      </w:tblPr>
+      <w:tblGrid>
+        <w:gridCol w:w="3216"/>
+        <w:gridCol w:w="3216"/>
+        <w:gridCol w:w="3216"/>
+      </w:tblGrid>
+      <w:tr>
+        <w:tc>
+          <w:tcPr>
+            <w:tcW w:type="dxa" w:w="2592"/>
+            <w:shd w:val="clear" w:color="auto" w:fill="0F2A4A"/>
+          </w:tcPr>
+          <w:p>
+            <w:pPr>
+              <w:spacing w:after="0"/>
+            </w:pPr>
+            <w:r/>
+            <w:r>
+              <w:rPr>
+                <w:rFonts w:ascii="Calibri" w:hAnsi="Calibri" w:eastAsia="Calibri"/>
+                <w:b/>
+                <w:color w:val="FFFFFF"/>
+                <w:sz w:val="18"/>
+              </w:rPr>
+              <w:t>Quantity</w:t>
+            </w:r>
+          </w:p>
+        </w:tc>
+        <w:tc>
+          <w:tcPr>
+            <w:tcW w:type="dxa" w:w="1728"/>
+            <w:shd w:val="clear" w:color="auto" w:fill="0F2A4A"/>
+          </w:tcPr>
+          <w:p>
+            <w:pPr>
+              <w:spacing w:after="0"/>
+            </w:pPr>
+            <w:r/>
+            <w:r>
+              <w:rPr>
+                <w:rFonts w:ascii="Calibri" w:hAnsi="Calibri" w:eastAsia="Calibri"/>
+                <w:b/>
+                <w:color w:val="FFFFFF"/>
+                <w:sz w:val="18"/>
+              </w:rPr>
+              <w:t>Value</w:t>
+            </w:r>
+          </w:p>
+        </w:tc>
+        <w:tc>
+          <w:tcPr>
+            <w:tcW w:type="dxa" w:w="3456"/>
+            <w:shd w:val="clear" w:color="auto" w:fill="0F2A4A"/>
+          </w:tcPr>
+          <w:p>
+            <w:pPr>
+              <w:spacing w:after="0"/>
+            </w:pPr>
+            <w:r/>
+            <w:r>
+              <w:rPr>
+                <w:rFonts w:ascii="Calibri" w:hAnsi="Calibri" w:eastAsia="Calibri"/>
+                <w:b/>
+                <w:color w:val="FFFFFF"/>
+                <w:sz w:val="18"/>
+              </w:rPr>
+              <w:t>Basis</w:t>
             </w:r>
           </w:p>
         </w:tc>
@@ -281,94 +852,117 @@
             <w:tcW w:type="dxa" w:w="2592"/>
           </w:tcPr>
           <w:p>
+            <w:pPr>
+              <w:spacing w:after="0"/>
+            </w:pPr>
             <w:r/>
             <w:r>
               <w:rPr>
-                <w:rFonts w:ascii="Calibri" w:hAnsi="Calibri" w:eastAsia="Microsoft YaHei"/>
+                <w:rFonts w:ascii="Calibri" w:hAnsi="Calibri" w:eastAsia="Calibri"/>
                 <w:color w:val="14202E"/>
-                <w:sz w:val="19"/>
+                <w:sz w:val="18"/>
               </w:rPr>
-              <w:t>Repeatability</w:t>
+              <w:t>u_c (combined)</w:t>
             </w:r>
           </w:p>
         </w:tc>
         <w:tc>
           <w:tcPr>
-            <w:tcW w:type="dxa" w:w="1008"/>
+            <w:tcW w:type="dxa" w:w="1728"/>
           </w:tcPr>
           <w:p>
+            <w:pPr>
+              <w:spacing w:after="0"/>
+            </w:pPr>
             <w:r/>
             <w:r>
               <w:rPr>
-                <w:rFonts w:ascii="Calibri" w:hAnsi="Calibri" w:eastAsia="Microsoft YaHei"/>
+                <w:rFonts w:ascii="Calibri" w:hAnsi="Calibri" w:eastAsia="Calibri"/>
                 <w:color w:val="14202E"/>
-                <w:sz w:val="19"/>
+                <w:sz w:val="18"/>
               </w:rPr>
-              <w:t>A</w:t>
+              <w:t>0.0250</w:t>
             </w:r>
           </w:p>
         </w:tc>
         <w:tc>
           <w:tcPr>
-            <w:tcW w:type="dxa" w:w="1296"/>
+            <w:tcW w:type="dxa" w:w="3456"/>
           </w:tcPr>
           <w:p>
+            <w:pPr>
+              <w:spacing w:after="0"/>
+            </w:pPr>
             <w:r/>
             <w:r>
               <w:rPr>
-                <w:rFonts w:ascii="Calibri" w:hAnsi="Calibri" w:eastAsia="Microsoft YaHei"/>
+                <w:rFonts w:ascii="Calibri" w:hAnsi="Calibri" w:eastAsia="Calibri"/>
                 <w:color w:val="14202E"/>
-                <w:sz w:val="19"/>
+                <w:sz w:val="18"/>
               </w:rPr>
-              <w:t>normal</w:t>
+              <w:t>Root-sum-square</w:t>
+            </w:r>
+          </w:p>
+        </w:tc>
+      </w:tr>
+      <w:tr>
+        <w:tc>
+          <w:tcPr>
+            <w:tcW w:type="dxa" w:w="2592"/>
+            <w:shd w:val="clear" w:color="auto" w:fill="F3F7FC"/>
+          </w:tcPr>
+          <w:p>
+            <w:pPr>
+              <w:spacing w:after="0"/>
+            </w:pPr>
+            <w:r/>
+            <w:r>
+              <w:rPr>
+                <w:rFonts w:ascii="Calibri" w:hAnsi="Calibri" w:eastAsia="Calibri"/>
+                <w:color w:val="14202E"/>
+                <w:sz w:val="18"/>
+              </w:rPr>
+              <w:t>ν_eff (effective dof)</w:t>
             </w:r>
           </w:p>
         </w:tc>
         <w:tc>
           <w:tcPr>
-            <w:tcW w:type="dxa" w:w="1296"/>
+            <w:tcW w:type="dxa" w:w="1728"/>
+            <w:shd w:val="clear" w:color="auto" w:fill="F3F7FC"/>
           </w:tcPr>
           <w:p>
+            <w:pPr>
+              <w:spacing w:after="0"/>
+            </w:pPr>
             <w:r/>
             <w:r>
               <w:rPr>
-                <w:rFonts w:ascii="Calibri" w:hAnsi="Calibri" w:eastAsia="Microsoft YaHei"/>
+                <w:rFonts w:ascii="Calibri" w:hAnsi="Calibri" w:eastAsia="Calibri"/>
                 <w:color w:val="14202E"/>
-                <w:sz w:val="19"/>
+                <w:sz w:val="18"/>
               </w:rPr>
-              <w:t>0.0200</w:t>
+              <w:t>≈ 38</w:t>
             </w:r>
           </w:p>
         </w:tc>
         <w:tc>
           <w:tcPr>
-            <w:tcW w:type="dxa" w:w="1008"/>
+            <w:tcW w:type="dxa" w:w="3456"/>
+            <w:shd w:val="clear" w:color="auto" w:fill="F3F7FC"/>
           </w:tcPr>
           <w:p>
+            <w:pPr>
+              <w:spacing w:after="0"/>
+            </w:pPr>
             <w:r/>
             <w:r>
               <w:rPr>
-                <w:rFonts w:ascii="Calibri" w:hAnsi="Calibri" w:eastAsia="Microsoft YaHei"/>
+                <w:rFonts w:ascii="Calibri" w:hAnsi="Calibri" w:eastAsia="Calibri"/>
                 <w:color w:val="14202E"/>
-                <w:sz w:val="19"/>
+                <w:sz w:val="18"/>
               </w:rPr>
-              <w:t>1</w:t>
-            </w:r>
-          </w:p>
-        </w:tc>
-        <w:tc>
-          <w:tcPr>
-            <w:tcW w:type="dxa" w:w="1008"/>
-          </w:tcPr>
-          <w:p>
-            <w:r/>
-            <w:r>
-              <w:rPr>
-                <w:rFonts w:ascii="Calibri" w:hAnsi="Calibri" w:eastAsia="Microsoft YaHei"/>
-                <w:color w:val="14202E"/>
-                <w:sz w:val="19"/>
-              </w:rPr>
-              <w:t>9</w:t>
+              <w:t>Welch–Satterthwaite</w:t>
             </w:r>
           </w:p>
         </w:tc>
@@ -379,94 +973,55 @@
             <w:tcW w:type="dxa" w:w="2592"/>
           </w:tcPr>
           <w:p>
+            <w:pPr>
+              <w:spacing w:after="0"/>
+            </w:pPr>
             <w:r/>
             <w:r>
               <w:rPr>
-                <w:rFonts w:ascii="Calibri" w:hAnsi="Calibri" w:eastAsia="Microsoft YaHei"/>
+                <w:rFonts w:ascii="Calibri" w:hAnsi="Calibri" w:eastAsia="Calibri"/>
                 <w:color w:val="14202E"/>
-                <w:sz w:val="19"/>
+                <w:sz w:val="18"/>
               </w:rPr>
-              <w:t>Reference standard</w:t>
+              <w:t>k (95% coverage)</w:t>
             </w:r>
           </w:p>
         </w:tc>
         <w:tc>
           <w:tcPr>
-            <w:tcW w:type="dxa" w:w="1008"/>
+            <w:tcW w:type="dxa" w:w="1728"/>
           </w:tcPr>
           <w:p>
+            <w:pPr>
+              <w:spacing w:after="0"/>
+            </w:pPr>
             <w:r/>
             <w:r>
               <w:rPr>
-                <w:rFonts w:ascii="Calibri" w:hAnsi="Calibri" w:eastAsia="Microsoft YaHei"/>
+                <w:rFonts w:ascii="Calibri" w:hAnsi="Calibri" w:eastAsia="Calibri"/>
                 <w:color w:val="14202E"/>
-                <w:sz w:val="19"/>
+                <w:sz w:val="18"/>
               </w:rPr>
-              <w:t>B</w:t>
+              <w:t>2.03</w:t>
             </w:r>
           </w:p>
         </w:tc>
         <w:tc>
           <w:tcPr>
-            <w:tcW w:type="dxa" w:w="1296"/>
+            <w:tcW w:type="dxa" w:w="3456"/>
           </w:tcPr>
           <w:p>
+            <w:pPr>
+              <w:spacing w:after="0"/>
+            </w:pPr>
             <w:r/>
             <w:r>
               <w:rPr>
-                <w:rFonts w:ascii="Calibri" w:hAnsi="Calibri" w:eastAsia="Microsoft YaHei"/>
+                <w:rFonts w:ascii="Calibri" w:hAnsi="Calibri" w:eastAsia="Calibri"/>
                 <w:color w:val="14202E"/>
-                <w:sz w:val="19"/>
+                <w:sz w:val="18"/>
               </w:rPr>
-              <w:t>normal</w:t>
-            </w:r>
-          </w:p>
-        </w:tc>
-        <w:tc>
-          <w:tcPr>
-            <w:tcW w:type="dxa" w:w="1296"/>
-          </w:tcPr>
-          <w:p>
-            <w:r/>
-            <w:r>
-              <w:rPr>
-                <w:rFonts w:ascii="Calibri" w:hAnsi="Calibri" w:eastAsia="Microsoft YaHei"/>
-                <w:color w:val="14202E"/>
-                <w:sz w:val="19"/>
-              </w:rPr>
-              <w:t>0.0150</w:t>
-            </w:r>
-          </w:p>
-        </w:tc>
-        <w:tc>
-          <w:tcPr>
-            <w:tcW w:type="dxa" w:w="1008"/>
-          </w:tcPr>
-          <w:p>
-            <w:r/>
-            <w:r>
-              <w:rPr>
-                <w:rFonts w:ascii="Calibri" w:hAnsi="Calibri" w:eastAsia="Microsoft YaHei"/>
-                <w:color w:val="14202E"/>
-                <w:sz w:val="19"/>
-              </w:rPr>
-              <w:t>1</w:t>
-            </w:r>
-          </w:p>
-        </w:tc>
-        <w:tc>
-          <w:tcPr>
-            <w:tcW w:type="dxa" w:w="1008"/>
-          </w:tcPr>
-          <w:p>
-            <w:r/>
-            <w:r>
-              <w:rPr>
-                <w:rFonts w:ascii="Calibri" w:hAnsi="Calibri" w:eastAsia="Microsoft YaHei"/>
-                <w:color w:val="14202E"/>
-                <w:sz w:val="19"/>
-              </w:rPr>
-              <w:t>100</w:t>
+              <w:t>Student-t</w:t>
             </w:r>
           </w:p>
         </w:tc>
@@ -475,194 +1030,60 @@
         <w:tc>
           <w:tcPr>
             <w:tcW w:type="dxa" w:w="2592"/>
+            <w:shd w:val="clear" w:color="auto" w:fill="F3F7FC"/>
           </w:tcPr>
           <w:p>
+            <w:pPr>
+              <w:spacing w:after="0"/>
+            </w:pPr>
             <w:r/>
             <w:r>
               <w:rPr>
-                <w:rFonts w:ascii="Calibri" w:hAnsi="Calibri" w:eastAsia="Microsoft YaHei"/>
+                <w:rFonts w:ascii="Calibri" w:hAnsi="Calibri" w:eastAsia="Calibri"/>
                 <w:color w:val="14202E"/>
-                <w:sz w:val="19"/>
+                <w:sz w:val="18"/>
               </w:rPr>
-              <w:t>Calibration</w:t>
+              <w:t>U = k · u_c</w:t>
             </w:r>
           </w:p>
         </w:tc>
         <w:tc>
           <w:tcPr>
-            <w:tcW w:type="dxa" w:w="1008"/>
+            <w:tcW w:type="dxa" w:w="1728"/>
+            <w:shd w:val="clear" w:color="auto" w:fill="F3F7FC"/>
           </w:tcPr>
           <w:p>
+            <w:pPr>
+              <w:spacing w:after="0"/>
+            </w:pPr>
             <w:r/>
             <w:r>
               <w:rPr>
-                <w:rFonts w:ascii="Calibri" w:hAnsi="Calibri" w:eastAsia="Microsoft YaHei"/>
+                <w:rFonts w:ascii="Calibri" w:hAnsi="Calibri" w:eastAsia="Calibri"/>
                 <w:color w:val="14202E"/>
-                <w:sz w:val="19"/>
+                <w:sz w:val="18"/>
               </w:rPr>
-              <w:t>B</w:t>
+              <w:t>0.0508</w:t>
             </w:r>
           </w:p>
         </w:tc>
         <w:tc>
           <w:tcPr>
-            <w:tcW w:type="dxa" w:w="1296"/>
+            <w:tcW w:type="dxa" w:w="3456"/>
+            <w:shd w:val="clear" w:color="auto" w:fill="F3F7FC"/>
           </w:tcPr>
           <w:p>
+            <w:pPr>
+              <w:spacing w:after="0"/>
+            </w:pPr>
             <w:r/>
             <w:r>
               <w:rPr>
-                <w:rFonts w:ascii="Calibri" w:hAnsi="Calibri" w:eastAsia="Microsoft YaHei"/>
+                <w:rFonts w:ascii="Calibri" w:hAnsi="Calibri" w:eastAsia="Calibri"/>
                 <w:color w:val="14202E"/>
-                <w:sz w:val="19"/>
+                <w:sz w:val="18"/>
               </w:rPr>
-              <w:t>uniform</w:t>
-            </w:r>
-          </w:p>
-        </w:tc>
-        <w:tc>
-          <w:tcPr>
-            <w:tcW w:type="dxa" w:w="1296"/>
-          </w:tcPr>
-          <w:p>
-            <w:r/>
-            <w:r>
-              <w:rPr>
-                <w:rFonts w:ascii="Calibri" w:hAnsi="Calibri" w:eastAsia="Microsoft YaHei"/>
-                <w:color w:val="14202E"/>
-                <w:sz w:val="19"/>
-              </w:rPr>
-              <w:t>0.0058</w:t>
-            </w:r>
-          </w:p>
-        </w:tc>
-        <w:tc>
-          <w:tcPr>
-            <w:tcW w:type="dxa" w:w="1008"/>
-          </w:tcPr>
-          <w:p>
-            <w:r/>
-            <w:r>
-              <w:rPr>
-                <w:rFonts w:ascii="Calibri" w:hAnsi="Calibri" w:eastAsia="Microsoft YaHei"/>
-                <w:color w:val="14202E"/>
-                <w:sz w:val="19"/>
-              </w:rPr>
-              <w:t>1</w:t>
-            </w:r>
-          </w:p>
-        </w:tc>
-        <w:tc>
-          <w:tcPr>
-            <w:tcW w:type="dxa" w:w="1008"/>
-          </w:tcPr>
-          <w:p>
-            <w:r/>
-            <w:r>
-              <w:rPr>
-                <w:rFonts w:ascii="Calibri" w:hAnsi="Calibri" w:eastAsia="Microsoft YaHei"/>
-                <w:color w:val="14202E"/>
-                <w:sz w:val="19"/>
-              </w:rPr>
-              <w:t>50</w:t>
-            </w:r>
-          </w:p>
-        </w:tc>
-      </w:tr>
-      <w:tr>
-        <w:tc>
-          <w:tcPr>
-            <w:tcW w:type="dxa" w:w="2592"/>
-          </w:tcPr>
-          <w:p>
-            <w:r/>
-            <w:r>
-              <w:rPr>
-                <w:rFonts w:ascii="Calibri" w:hAnsi="Calibri" w:eastAsia="Microsoft YaHei"/>
-                <w:color w:val="14202E"/>
-                <w:sz w:val="19"/>
-              </w:rPr>
-              <w:t>Resolution</w:t>
-            </w:r>
-          </w:p>
-        </w:tc>
-        <w:tc>
-          <w:tcPr>
-            <w:tcW w:type="dxa" w:w="1008"/>
-          </w:tcPr>
-          <w:p>
-            <w:r/>
-            <w:r>
-              <w:rPr>
-                <w:rFonts w:ascii="Calibri" w:hAnsi="Calibri" w:eastAsia="Microsoft YaHei"/>
-                <w:color w:val="14202E"/>
-                <w:sz w:val="19"/>
-              </w:rPr>
-              <w:t>B</w:t>
-            </w:r>
-          </w:p>
-        </w:tc>
-        <w:tc>
-          <w:tcPr>
-            <w:tcW w:type="dxa" w:w="1296"/>
-          </w:tcPr>
-          <w:p>
-            <w:r/>
-            <w:r>
-              <w:rPr>
-                <w:rFonts w:ascii="Calibri" w:hAnsi="Calibri" w:eastAsia="Microsoft YaHei"/>
-                <w:color w:val="14202E"/>
-                <w:sz w:val="19"/>
-              </w:rPr>
-              <w:t>uniform</w:t>
-            </w:r>
-          </w:p>
-        </w:tc>
-        <w:tc>
-          <w:tcPr>
-            <w:tcW w:type="dxa" w:w="1296"/>
-          </w:tcPr>
-          <w:p>
-            <w:r/>
-            <w:r>
-              <w:rPr>
-                <w:rFonts w:ascii="Calibri" w:hAnsi="Calibri" w:eastAsia="Microsoft YaHei"/>
-                <w:color w:val="14202E"/>
-                <w:sz w:val="19"/>
-              </w:rPr>
-              <w:t>0.0029</w:t>
-            </w:r>
-          </w:p>
-        </w:tc>
-        <w:tc>
-          <w:tcPr>
-            <w:tcW w:type="dxa" w:w="1008"/>
-          </w:tcPr>
-          <w:p>
-            <w:r/>
-            <w:r>
-              <w:rPr>
-                <w:rFonts w:ascii="Calibri" w:hAnsi="Calibri" w:eastAsia="Microsoft YaHei"/>
-                <w:color w:val="14202E"/>
-                <w:sz w:val="19"/>
-              </w:rPr>
-              <w:t>1</w:t>
-            </w:r>
-          </w:p>
-        </w:tc>
-        <w:tc>
-          <w:tcPr>
-            <w:tcW w:type="dxa" w:w="1008"/>
-          </w:tcPr>
-          <w:p>
-            <w:r/>
-            <w:r>
-              <w:rPr>
-                <w:rFonts w:ascii="Calibri" w:hAnsi="Calibri" w:eastAsia="Microsoft YaHei"/>
-                <w:color w:val="14202E"/>
-                <w:sz w:val="19"/>
-              </w:rPr>
-              <w:t>50</w:t>
+              <w:t>≈ ±5.1% of reading</w:t>
             </w:r>
           </w:p>
         </w:tc>
@@ -670,374 +1091,219 @@
     </w:tbl>
     <w:p>
       <w:pPr>
+        <w:spacing w:before="280" w:after="100"/>
         <w:pBdr>
-          <w:bottom w:val="single" w:sz="6" w:space="4" w:color="0F2A4A"/>
+          <w:bottom w:val="single" w:sz="6" w:space="6" w:color="0F2A4A"/>
         </w:pBdr>
       </w:pPr>
       <w:r>
         <w:rPr>
-          <w:rFonts w:ascii="Calibri" w:hAnsi="Calibri" w:eastAsia="Microsoft YaHei"/>
+          <w:rFonts w:ascii="Calibri" w:hAnsi="Calibri" w:eastAsia="Calibri"/>
           <w:b/>
           <w:color w:val="0F2A4A"/>
-          <w:sz w:val="28"/>
+          <w:sz w:val="27"/>
         </w:rPr>
-        <w:t>3 · Combined result (sample)  /  三、合成结果（示例）</w:t>
-      </w:r>
-    </w:p>
-    <w:tbl>
-      <w:tblPr>
-        <w:tblStyle w:val="TableGrid"/>
-        <w:tblW w:type="auto" w:w="0"/>
-        <w:jc w:val="center"/>
-        <w:tblLook w:firstColumn="1" w:firstRow="1" w:lastColumn="0" w:lastRow="0" w:noHBand="0" w:noVBand="1" w:val="04A0"/>
-      </w:tblPr>
-      <w:tblGrid>
-        <w:gridCol w:w="4824"/>
-        <w:gridCol w:w="4824"/>
-      </w:tblGrid>
-      <w:tr>
-        <w:tc>
-          <w:tcPr>
-            <w:tcW w:type="dxa" w:w="2880"/>
-          </w:tcPr>
-          <w:p>
-            <w:pPr>
-              <w:shd w:val="clear" w:color="auto" w:fill="0F2A4A"/>
-            </w:pPr>
-            <w:r/>
-            <w:r>
-              <w:rPr>
-                <w:rFonts w:ascii="Calibri" w:hAnsi="Calibri" w:eastAsia="Microsoft YaHei"/>
-                <w:b/>
-                <w:color w:val="FFFFFF"/>
-                <w:sz w:val="19"/>
-              </w:rPr>
-              <w:t>Quantity</w:t>
-            </w:r>
-          </w:p>
-        </w:tc>
-        <w:tc>
-          <w:tcPr>
-            <w:tcW w:type="dxa" w:w="2880"/>
-          </w:tcPr>
-          <w:p>
-            <w:pPr>
-              <w:shd w:val="clear" w:color="auto" w:fill="0F2A4A"/>
-            </w:pPr>
-            <w:r/>
-            <w:r>
-              <w:rPr>
-                <w:rFonts w:ascii="Calibri" w:hAnsi="Calibri" w:eastAsia="Microsoft YaHei"/>
-                <w:b/>
-                <w:color w:val="FFFFFF"/>
-                <w:sz w:val="19"/>
-              </w:rPr>
-              <w:t>Value</w:t>
-            </w:r>
-          </w:p>
-        </w:tc>
-      </w:tr>
-      <w:tr>
-        <w:tc>
-          <w:tcPr>
-            <w:tcW w:type="dxa" w:w="2880"/>
-          </w:tcPr>
-          <w:p>
-            <w:r/>
-            <w:r>
-              <w:rPr>
-                <w:rFonts w:ascii="Calibri" w:hAnsi="Calibri" w:eastAsia="Microsoft YaHei"/>
-                <w:color w:val="14202E"/>
-                <w:sz w:val="19"/>
-              </w:rPr>
-              <w:t>u_c</w:t>
-            </w:r>
-          </w:p>
-        </w:tc>
-        <w:tc>
-          <w:tcPr>
-            <w:tcW w:type="dxa" w:w="2880"/>
-          </w:tcPr>
-          <w:p>
-            <w:r/>
-            <w:r>
-              <w:rPr>
-                <w:rFonts w:ascii="Calibri" w:hAnsi="Calibri" w:eastAsia="Microsoft YaHei"/>
-                <w:color w:val="14202E"/>
-                <w:sz w:val="19"/>
-              </w:rPr>
-              <w:t>0.0250</w:t>
-            </w:r>
-          </w:p>
-        </w:tc>
-      </w:tr>
-      <w:tr>
-        <w:tc>
-          <w:tcPr>
-            <w:tcW w:type="dxa" w:w="2880"/>
-          </w:tcPr>
-          <w:p>
-            <w:r/>
-            <w:r>
-              <w:rPr>
-                <w:rFonts w:ascii="Calibri" w:hAnsi="Calibri" w:eastAsia="Microsoft YaHei"/>
-                <w:color w:val="14202E"/>
-                <w:sz w:val="19"/>
-              </w:rPr>
-              <w:t>ν_eff</w:t>
-            </w:r>
-          </w:p>
-        </w:tc>
-        <w:tc>
-          <w:tcPr>
-            <w:tcW w:type="dxa" w:w="2880"/>
-          </w:tcPr>
-          <w:p>
-            <w:r/>
-            <w:r>
-              <w:rPr>
-                <w:rFonts w:ascii="Calibri" w:hAnsi="Calibri" w:eastAsia="Microsoft YaHei"/>
-                <w:color w:val="14202E"/>
-                <w:sz w:val="19"/>
-              </w:rPr>
-              <w:t>≈ 38</w:t>
-            </w:r>
-          </w:p>
-        </w:tc>
-      </w:tr>
-      <w:tr>
-        <w:tc>
-          <w:tcPr>
-            <w:tcW w:type="dxa" w:w="2880"/>
-          </w:tcPr>
-          <w:p>
-            <w:r/>
-            <w:r>
-              <w:rPr>
-                <w:rFonts w:ascii="Calibri" w:hAnsi="Calibri" w:eastAsia="Microsoft YaHei"/>
-                <w:color w:val="14202E"/>
-                <w:sz w:val="19"/>
-              </w:rPr>
-              <w:t>k (95%)</w:t>
-            </w:r>
-          </w:p>
-        </w:tc>
-        <w:tc>
-          <w:tcPr>
-            <w:tcW w:type="dxa" w:w="2880"/>
-          </w:tcPr>
-          <w:p>
-            <w:r/>
-            <w:r>
-              <w:rPr>
-                <w:rFonts w:ascii="Calibri" w:hAnsi="Calibri" w:eastAsia="Microsoft YaHei"/>
-                <w:color w:val="14202E"/>
-                <w:sz w:val="19"/>
-              </w:rPr>
-              <w:t>2.03</w:t>
-            </w:r>
-          </w:p>
-        </w:tc>
-      </w:tr>
-      <w:tr>
-        <w:tc>
-          <w:tcPr>
-            <w:tcW w:type="dxa" w:w="2880"/>
-          </w:tcPr>
-          <w:p>
-            <w:r/>
-            <w:r>
-              <w:rPr>
-                <w:rFonts w:ascii="Calibri" w:hAnsi="Calibri" w:eastAsia="Microsoft YaHei"/>
-                <w:color w:val="14202E"/>
-                <w:sz w:val="19"/>
-              </w:rPr>
-              <w:t>U = k·u_c</w:t>
-            </w:r>
-          </w:p>
-        </w:tc>
-        <w:tc>
-          <w:tcPr>
-            <w:tcW w:type="dxa" w:w="2880"/>
-          </w:tcPr>
-          <w:p>
-            <w:r/>
-            <w:r>
-              <w:rPr>
-                <w:rFonts w:ascii="Calibri" w:hAnsi="Calibri" w:eastAsia="Microsoft YaHei"/>
-                <w:color w:val="14202E"/>
-                <w:sz w:val="19"/>
-              </w:rPr>
-              <w:t>0.0508</w:t>
-            </w:r>
-          </w:p>
-        </w:tc>
-      </w:tr>
-    </w:tbl>
-    <w:p>
-      <w:pPr>
-        <w:pBdr>
-          <w:bottom w:val="single" w:sz="6" w:space="4" w:color="0F2A4A"/>
-        </w:pBdr>
-      </w:pPr>
-      <w:r>
-        <w:rPr>
-          <w:rFonts w:ascii="Calibri" w:hAnsi="Calibri" w:eastAsia="Microsoft YaHei"/>
-          <w:b/>
-          <w:color w:val="0F2A4A"/>
-          <w:sz w:val="28"/>
-        </w:rPr>
-        <w:t>4 · What the FULL version adds  /  四、完整版额外包含</w:t>
+        <w:t>4  Contribution analysis (sample)</w:t>
       </w:r>
     </w:p>
     <w:p>
       <w:pPr>
         <w:pStyle w:val="ListBullet"/>
-        <w:spacing w:after="40"/>
+        <w:spacing w:after="60"/>
       </w:pPr>
       <w:r>
         <w:rPr>
-          <w:rFonts w:ascii="Calibri" w:hAnsi="Calibri" w:eastAsia="Microsoft YaHei"/>
+          <w:rFonts w:ascii="Calibri" w:hAnsi="Calibri" w:eastAsia="Calibri"/>
           <w:color w:val="5B6B7F"/>
           <w:sz w:val="21"/>
         </w:rPr>
-        <w:t xml:space="preserve">Computed from YOUR entered components (any number, any distribution) —   </w:t>
+        <w:t xml:space="preserve">Repeatability — </w:t>
       </w:r>
       <w:r>
         <w:rPr>
-          <w:rFonts w:ascii="Calibri" w:hAnsi="Calibri" w:eastAsia="Microsoft YaHei"/>
+          <w:rFonts w:ascii="Calibri" w:hAnsi="Calibri" w:eastAsia="Calibri"/>
+          <w:b/>
           <w:color w:val="0F2A4A"/>
           <w:sz w:val="21"/>
         </w:rPr>
-        <w:t>基于你输入的分量计算（任意数量/分布）</w:t>
+        <w:t>largest single contributor; consider replicate measurements.</w:t>
       </w:r>
     </w:p>
     <w:p>
       <w:pPr>
         <w:pStyle w:val="ListBullet"/>
-        <w:spacing w:after="40"/>
+        <w:spacing w:after="60"/>
       </w:pPr>
       <w:r>
         <w:rPr>
-          <w:rFonts w:ascii="Calibri" w:hAnsi="Calibri" w:eastAsia="Microsoft YaHei"/>
+          <w:rFonts w:ascii="Calibri" w:hAnsi="Calibri" w:eastAsia="Calibri"/>
           <w:color w:val="5B6B7F"/>
           <w:sz w:val="21"/>
         </w:rPr>
-        <w:t xml:space="preserve">Welch–Satterthwaite ν_eff and t-based k, or Monte-Carlo (JCGM 101) —   </w:t>
+        <w:t xml:space="preserve">Reference standard — </w:t>
       </w:r>
       <w:r>
         <w:rPr>
-          <w:rFonts w:ascii="Calibri" w:hAnsi="Calibri" w:eastAsia="Microsoft YaHei"/>
+          <w:rFonts w:ascii="Calibri" w:hAnsi="Calibri" w:eastAsia="Calibri"/>
+          <w:b/>
           <w:color w:val="0F2A4A"/>
           <w:sz w:val="21"/>
         </w:rPr>
-        <w:t>Welch–Satterthwaite 有效自由度与 t 分布 k，或蒙特卡洛（JCGM 101）</w:t>
+        <w:t>second contributor; review the calibration certificate.</w:t>
       </w:r>
     </w:p>
     <w:p>
       <w:pPr>
         <w:pStyle w:val="ListBullet"/>
-        <w:spacing w:after="40"/>
+        <w:spacing w:after="60"/>
       </w:pPr>
       <w:r>
         <w:rPr>
-          <w:rFonts w:ascii="Calibri" w:hAnsi="Calibri" w:eastAsia="Microsoft YaHei"/>
+          <w:rFonts w:ascii="Calibri" w:hAnsi="Calibri" w:eastAsia="Calibri"/>
           <w:color w:val="5B6B7F"/>
           <w:sz w:val="21"/>
         </w:rPr>
-        <w:t xml:space="preserve">Context-linked report (body / industry / stage) —   </w:t>
+        <w:t xml:space="preserve">Calibration and resolution — </w:t>
       </w:r>
       <w:r>
         <w:rPr>
-          <w:rFonts w:ascii="Calibri" w:hAnsi="Calibri" w:eastAsia="Microsoft YaHei"/>
+          <w:rFonts w:ascii="Calibri" w:hAnsi="Calibri" w:eastAsia="Calibri"/>
+          <w:b/>
           <w:color w:val="0F2A4A"/>
           <w:sz w:val="21"/>
         </w:rPr>
-        <w:t>结合上下文的报告（机构/行业/阶段）</w:t>
+        <w:t>minor contributors at this magnitude.</w:t>
+      </w:r>
+    </w:p>
+    <w:p>
+      <w:pPr>
+        <w:spacing w:before="280" w:after="100"/>
+        <w:pBdr>
+          <w:bottom w:val="single" w:sz="6" w:space="6" w:color="0F2A4A"/>
+        </w:pBdr>
+      </w:pPr>
+      <w:r>
+        <w:rPr>
+          <w:rFonts w:ascii="Calibri" w:hAnsi="Calibri" w:eastAsia="Calibri"/>
+          <w:b/>
+          <w:color w:val="0F2A4A"/>
+          <w:sz w:val="27"/>
+        </w:rPr>
+        <w:t>5  What the full deliverable adds</w:t>
       </w:r>
     </w:p>
     <w:p>
       <w:pPr>
         <w:pStyle w:val="ListBullet"/>
-        <w:spacing w:after="40"/>
+        <w:spacing w:after="60"/>
       </w:pPr>
       <w:r>
         <w:rPr>
-          <w:rFonts w:ascii="Calibri" w:hAnsi="Calibri" w:eastAsia="Microsoft YaHei"/>
+          <w:rFonts w:ascii="Calibri" w:hAnsi="Calibri" w:eastAsia="Calibri"/>
           <w:color w:val="5B6B7F"/>
           <w:sz w:val="21"/>
         </w:rPr>
-        <w:t xml:space="preserve">Component contribution analysis &amp; recommendations —   </w:t>
+        <w:t xml:space="preserve">Computed from YOUR components — </w:t>
       </w:r>
       <w:r>
         <w:rPr>
-          <w:rFonts w:ascii="Calibri" w:hAnsi="Calibri" w:eastAsia="Microsoft YaHei"/>
+          <w:rFonts w:ascii="Calibri" w:hAnsi="Calibri" w:eastAsia="Calibri"/>
+          <w:b/>
           <w:color w:val="0F2A4A"/>
           <w:sz w:val="21"/>
         </w:rPr>
-        <w:t>分量贡献率分析与建议</w:t>
+        <w:t>any number, any distribution.</w:t>
       </w:r>
     </w:p>
     <w:p>
       <w:pPr>
         <w:pStyle w:val="ListBullet"/>
-        <w:spacing w:after="40"/>
+        <w:spacing w:after="60"/>
       </w:pPr>
       <w:r>
         <w:rPr>
-          <w:rFonts w:ascii="Calibri" w:hAnsi="Calibri" w:eastAsia="Microsoft YaHei"/>
+          <w:rFonts w:ascii="Calibri" w:hAnsi="Calibri" w:eastAsia="Calibri"/>
           <w:color w:val="5B6B7F"/>
           <w:sz w:val="21"/>
         </w:rPr>
-        <w:t xml:space="preserve">Exportable, watermark-free Word (.docx) —   </w:t>
+        <w:t xml:space="preserve">Welch–Satterthwaite ν_eff and t-based k — </w:t>
       </w:r>
       <w:r>
         <w:rPr>
-          <w:rFonts w:ascii="Calibri" w:hAnsi="Calibri" w:eastAsia="Microsoft YaHei"/>
+          <w:rFonts w:ascii="Calibri" w:hAnsi="Calibri" w:eastAsia="Calibri"/>
+          <w:b/>
           <w:color w:val="0F2A4A"/>
           <w:sz w:val="21"/>
         </w:rPr>
-        <w:t>可导出、去水印 Word</w:t>
-      </w:r>
-    </w:p>
-    <w:p>
-      <w:r>
-        <w:rPr>
-          <w:rFonts w:ascii="Calibri" w:hAnsi="Calibri" w:eastAsia="Microsoft YaHei"/>
-          <w:b/>
-          <w:color w:val="1F6FEB"/>
-          <w:sz w:val="23"/>
-        </w:rPr>
-        <w:t>Unlock  /  解锁</w:t>
+        <w:t>or Monte-Carlo (JCGM 101) on request.</w:t>
       </w:r>
     </w:p>
     <w:p>
       <w:pPr>
-        <w:spacing w:after="80"/>
+        <w:pStyle w:val="ListBullet"/>
+        <w:spacing w:after="60"/>
       </w:pPr>
       <w:r>
         <w:rPr>
-          <w:rFonts w:ascii="Calibri" w:hAnsi="Calibri" w:eastAsia="Microsoft YaHei"/>
+          <w:rFonts w:ascii="Calibri" w:hAnsi="Calibri" w:eastAsia="Calibri"/>
+          <w:color w:val="5B6B7F"/>
+          <w:sz w:val="21"/>
+        </w:rPr>
+        <w:t xml:space="preserve">Context-linked report — </w:t>
+      </w:r>
+      <w:r>
+        <w:rPr>
+          <w:rFonts w:ascii="Calibri" w:hAnsi="Calibri" w:eastAsia="Calibri"/>
+          <w:b/>
+          <w:color w:val="0F2A4A"/>
+          <w:sz w:val="21"/>
+        </w:rPr>
+        <w:t>aligned to your body, industry and assessment stage.</w:t>
+      </w:r>
+    </w:p>
+    <w:p>
+      <w:pPr>
+        <w:pStyle w:val="ListBullet"/>
+        <w:spacing w:after="60"/>
+      </w:pPr>
+      <w:r>
+        <w:rPr>
+          <w:rFonts w:ascii="Calibri" w:hAnsi="Calibri" w:eastAsia="Calibri"/>
+          <w:color w:val="5B6B7F"/>
+          <w:sz w:val="21"/>
+        </w:rPr>
+        <w:t xml:space="preserve">Exportable, watermark-free Word (.docx) — </w:t>
+      </w:r>
+      <w:r>
+        <w:rPr>
+          <w:rFonts w:ascii="Calibri" w:hAnsi="Calibri" w:eastAsia="Calibri"/>
+          <w:b/>
+          <w:color w:val="0F2A4A"/>
+          <w:sz w:val="21"/>
+        </w:rPr>
+        <w:t>ready to attach to your scope.</w:t>
+      </w:r>
+    </w:p>
+    <w:p>
+      <w:pPr>
+        <w:spacing w:after="100" w:line="269" w:lineRule="auto"/>
+      </w:pPr>
+      <w:r>
+        <w:rPr>
+          <w:rFonts w:ascii="Calibri" w:hAnsi="Calibri" w:eastAsia="Calibri"/>
           <w:b w:val="0"/>
+          <w:i/>
           <w:color w:val="5B6B7F"/>
           <w:sz w:val="20"/>
         </w:rPr>
         <w:t>Free users see the watermarked preview only. Unlock the context-linked report and export at labkitpro.com.</w:t>
       </w:r>
-      <w:r>
-        <w:rPr>
-          <w:rFonts w:ascii="Calibri" w:hAnsi="Calibri" w:eastAsia="Microsoft YaHei"/>
-          <w:b w:val="0"/>
-          <w:color w:val="5B6B7F"/>
-          <w:sz w:val="20"/>
-        </w:rPr>
-        <w:t xml:space="preserve">  免费用户仅看到带水印预览。解锁结合上下文的报告与导出：labkitpro.com。</w:t>
-      </w:r>
     </w:p>
     <w:sectPr>
-      <w:footerReference w:type="default" r:id="rId9"/>
+      <w:headerReference w:type="default" r:id="rId9"/>
+      <w:footerReference w:type="default" r:id="rId10"/>
       <w:pgSz w:w="12240" w:h="15840"/>
-      <w:pgMar w:top="1152" w:right="1296" w:bottom="1152" w:left="1296" w:header="720" w:footer="720" w:gutter="0"/>
+      <w:pgMar w:top="1224" w:right="1296" w:bottom="1152" w:left="1296" w:header="720" w:footer="720" w:gutter="0"/>
       <w:cols w:space="720"/>
       <w:docGrid w:linePitch="360"/>
     </w:sectPr>
@@ -1054,17 +1320,17 @@
     </w:pPr>
     <w:r>
       <w:rPr>
-        <w:rFonts w:ascii="Calibri" w:hAnsi="Calibri" w:eastAsia="Microsoft YaHei"/>
+        <w:rFonts w:ascii="Calibri" w:hAnsi="Calibri" w:eastAsia="Calibri"/>
         <w:color w:val="94A3B8"/>
-        <w:sz w:val="18"/>
-      </w:rPr>
-      <w:t xml:space="preserve">LabKitPro · Generic demo sample · Not a full deliverable    |    Page </w:t>
+        <w:sz w:val="17"/>
+      </w:rPr>
+      <w:t xml:space="preserve">LabKitPro  ·  ISO/IEC 17025:2017 toolkit  ·  labkitpro.com        Page </w:t>
     </w:r>
     <w:r>
       <w:rPr>
-        <w:rFonts w:ascii="Calibri" w:hAnsi="Calibri" w:eastAsia="Microsoft YaHei"/>
+        <w:rFonts w:ascii="Calibri" w:hAnsi="Calibri" w:eastAsia="Calibri"/>
         <w:color w:val="94A3B8"/>
-        <w:sz w:val="18"/>
+        <w:sz w:val="17"/>
       </w:rPr>
       <w:fldChar w:fldCharType="begin"/>
       <w:instrText xml:space="preserve">PAGE</w:instrText>
@@ -1072,6 +1338,26 @@
     </w:r>
   </w:p>
 </w:ftr>
+</file>
+
+<file path=word/header1.xml><?xml version="1.0" encoding="utf-8"?>
+<w:hdr xmlns:m="http://schemas.openxmlformats.org/officeDocument/2006/math" xmlns:mc="http://schemas.openxmlformats.org/markup-compatibility/2006" xmlns:mo="http://schemas.microsoft.com/office/mac/office/2008/main" xmlns:mv="urn:schemas-microsoft-com:mac:vml" xmlns:o="urn:schemas-microsoft-com:office:office" xmlns:r="http://schemas.openxmlformats.org/officeDocument/2006/relationships" xmlns:v="urn:schemas-microsoft-com:vml" xmlns:w10="urn:schemas-microsoft-com:office:word" xmlns:w14="http://schemas.microsoft.com/office/word/2010/wordml" xmlns:w="http://schemas.openxmlformats.org/wordprocessingml/2006/main" xmlns:wne="http://schemas.microsoft.com/office/word/2006/wordml" xmlns:wp14="http://schemas.microsoft.com/office/word/2010/wordprocessingDrawing" xmlns:wp="http://schemas.openxmlformats.org/drawingml/2006/wordprocessingDrawing" xmlns:wpc="http://schemas.microsoft.com/office/word/2010/wordprocessingCanvas" xmlns:wpg="http://schemas.microsoft.com/office/word/2010/wordprocessingGroup" xmlns:wpi="http://schemas.microsoft.com/office/word/2010/wordprocessingInk" xmlns:wps="http://schemas.microsoft.com/office/word/2010/wordprocessingShape" mc:Ignorable="w14 wp14">
+  <w:p>
+    <w:pPr>
+      <w:pStyle w:val="Header"/>
+      <w:jc w:val="right"/>
+    </w:pPr>
+    <w:r>
+      <w:rPr>
+        <w:rFonts w:ascii="Calibri" w:hAnsi="Calibri" w:eastAsia="Calibri"/>
+        <w:b/>
+        <w:color w:val="94A3B8"/>
+        <w:sz w:val="16"/>
+      </w:rPr>
+      <w:t>DEMO SAMPLE  ·  NOT A FULL DELIVERABLE</w:t>
+    </w:r>
+  </w:p>
+</w:hdr>
 </file>
 
 <file path=word/numbering.xml><?xml version="1.0" encoding="utf-8"?>
@@ -1437,6 +1723,9 @@
     <w:name w:val="Normal"/>
     <w:qFormat/>
     <w:rsid w:val="00FC693F"/>
+    <w:pPr>
+      <w:spacing w:after="100"/>
+    </w:pPr>
     <w:rPr>
       <w:rFonts w:ascii="Calibri" w:hAnsi="Calibri"/>
       <w:sz w:val="21"/>

--- a/samples/uncertainty-sample.docx
+++ b/samples/uncertainty-sample.docx
@@ -80,7 +80,7 @@
           <w:color w:val="B45309"/>
           <w:sz w:val="19"/>
         </w:rPr>
-        <w:t>A generic sample budget to illustrate structure and depth. The paid full version computes from YOUR components, applies your context, and exports an editable Word report.</w:t>
+        <w:t>A generic sample budget illustrating structure, calculation and reporting depth. The paid full version computes from YOUR components, applies your laboratory context, supports Monte-Carlo (JCGM 101) and exports an editable Word report.</w:t>
       </w:r>
     </w:p>
     <w:p>
@@ -97,7 +97,7 @@
           <w:color w:val="0F2A4A"/>
           <w:sz w:val="27"/>
         </w:rPr>
-        <w:t>1  Measurement model</w:t>
+        <w:t>1  Measurement model and method</w:t>
       </w:r>
     </w:p>
     <w:p>
@@ -112,7 +112,7 @@
           <w:color w:val="14202E"/>
           <w:sz w:val="21"/>
         </w:rPr>
-        <w:t>Y = Σ cᵢ · xᵢ   (default linear model; the full version accepts user-defined models.)</w:t>
+        <w:t>Y = Σ cᵢ · xᵢ   — the default linear model used for this example. The full version accepts a user-defined model and applies sensitivity coefficients accordingly. Evaluation follows GUM (JCGM 100:2008); the expanded uncertainty uses a coverage factor k derived from the effective degrees of freedom, or from Monte-Carlo simulation (JCGM 101:2008) on request.</w:t>
       </w:r>
     </w:p>
     <w:p>
@@ -140,17 +140,18 @@
         <w:tblLook w:firstColumn="1" w:firstRow="1" w:lastColumn="0" w:lastRow="0" w:noHBand="0" w:noVBand="1" w:val="04A0"/>
       </w:tblPr>
       <w:tblGrid>
-        <w:gridCol w:w="1608"/>
-        <w:gridCol w:w="1608"/>
-        <w:gridCol w:w="1608"/>
-        <w:gridCol w:w="1608"/>
-        <w:gridCol w:w="1608"/>
-        <w:gridCol w:w="1608"/>
+        <w:gridCol w:w="1378"/>
+        <w:gridCol w:w="1378"/>
+        <w:gridCol w:w="1378"/>
+        <w:gridCol w:w="1378"/>
+        <w:gridCol w:w="1378"/>
+        <w:gridCol w:w="1378"/>
+        <w:gridCol w:w="1378"/>
       </w:tblGrid>
       <w:tr>
         <w:tc>
           <w:tcPr>
-            <w:tcW w:type="dxa" w:w="2448"/>
+            <w:tcW w:type="dxa" w:w="2160"/>
             <w:shd w:val="clear" w:color="auto" w:fill="0F2A4A"/>
           </w:tcPr>
           <w:p>
@@ -171,7 +172,7 @@
         </w:tc>
         <w:tc>
           <w:tcPr>
-            <w:tcW w:type="dxa" w:w="864"/>
+            <w:tcW w:type="dxa" w:w="720"/>
             <w:shd w:val="clear" w:color="auto" w:fill="0F2A4A"/>
           </w:tcPr>
           <w:p>
@@ -192,7 +193,7 @@
         </w:tc>
         <w:tc>
           <w:tcPr>
-            <w:tcW w:type="dxa" w:w="1584"/>
+            <w:tcW w:type="dxa" w:w="1368"/>
             <w:shd w:val="clear" w:color="auto" w:fill="0F2A4A"/>
           </w:tcPr>
           <w:p>
@@ -213,7 +214,7 @@
         </w:tc>
         <w:tc>
           <w:tcPr>
-            <w:tcW w:type="dxa" w:w="1152"/>
+            <w:tcW w:type="dxa" w:w="1008"/>
             <w:shd w:val="clear" w:color="auto" w:fill="0F2A4A"/>
           </w:tcPr>
           <w:p>
@@ -234,7 +235,7 @@
         </w:tc>
         <w:tc>
           <w:tcPr>
-            <w:tcW w:type="dxa" w:w="864"/>
+            <w:tcW w:type="dxa" w:w="720"/>
             <w:shd w:val="clear" w:color="auto" w:fill="0F2A4A"/>
           </w:tcPr>
           <w:p>
@@ -255,7 +256,28 @@
         </w:tc>
         <w:tc>
           <w:tcPr>
-            <w:tcW w:type="dxa" w:w="864"/>
+            <w:tcW w:type="dxa" w:w="1152"/>
+            <w:shd w:val="clear" w:color="auto" w:fill="0F2A4A"/>
+          </w:tcPr>
+          <w:p>
+            <w:pPr>
+              <w:spacing w:after="0"/>
+            </w:pPr>
+            <w:r/>
+            <w:r>
+              <w:rPr>
+                <w:rFonts w:ascii="Calibri" w:hAnsi="Calibri" w:eastAsia="Calibri"/>
+                <w:b/>
+                <w:color w:val="FFFFFF"/>
+                <w:sz w:val="18"/>
+              </w:rPr>
+              <w:t>uᵢ·cᵢ</w:t>
+            </w:r>
+          </w:p>
+        </w:tc>
+        <w:tc>
+          <w:tcPr>
+            <w:tcW w:type="dxa" w:w="720"/>
             <w:shd w:val="clear" w:color="auto" w:fill="0F2A4A"/>
           </w:tcPr>
           <w:p>
@@ -278,7 +300,7 @@
       <w:tr>
         <w:tc>
           <w:tcPr>
-            <w:tcW w:type="dxa" w:w="2448"/>
+            <w:tcW w:type="dxa" w:w="2160"/>
           </w:tcPr>
           <w:p>
             <w:pPr>
@@ -297,7 +319,7 @@
         </w:tc>
         <w:tc>
           <w:tcPr>
-            <w:tcW w:type="dxa" w:w="864"/>
+            <w:tcW w:type="dxa" w:w="720"/>
           </w:tcPr>
           <w:p>
             <w:pPr>
@@ -316,7 +338,7 @@
         </w:tc>
         <w:tc>
           <w:tcPr>
-            <w:tcW w:type="dxa" w:w="1584"/>
+            <w:tcW w:type="dxa" w:w="1368"/>
           </w:tcPr>
           <w:p>
             <w:pPr>
@@ -335,7 +357,7 @@
         </w:tc>
         <w:tc>
           <w:tcPr>
-            <w:tcW w:type="dxa" w:w="1152"/>
+            <w:tcW w:type="dxa" w:w="1008"/>
           </w:tcPr>
           <w:p>
             <w:pPr>
@@ -354,7 +376,7 @@
         </w:tc>
         <w:tc>
           <w:tcPr>
-            <w:tcW w:type="dxa" w:w="864"/>
+            <w:tcW w:type="dxa" w:w="720"/>
           </w:tcPr>
           <w:p>
             <w:pPr>
@@ -373,7 +395,26 @@
         </w:tc>
         <w:tc>
           <w:tcPr>
-            <w:tcW w:type="dxa" w:w="864"/>
+            <w:tcW w:type="dxa" w:w="1152"/>
+          </w:tcPr>
+          <w:p>
+            <w:pPr>
+              <w:spacing w:after="0"/>
+            </w:pPr>
+            <w:r/>
+            <w:r>
+              <w:rPr>
+                <w:rFonts w:ascii="Calibri" w:hAnsi="Calibri" w:eastAsia="Calibri"/>
+                <w:color w:val="14202E"/>
+                <w:sz w:val="18"/>
+              </w:rPr>
+              <w:t>0.02000</w:t>
+            </w:r>
+          </w:p>
+        </w:tc>
+        <w:tc>
+          <w:tcPr>
+            <w:tcW w:type="dxa" w:w="720"/>
           </w:tcPr>
           <w:p>
             <w:pPr>
@@ -394,7 +435,7 @@
       <w:tr>
         <w:tc>
           <w:tcPr>
-            <w:tcW w:type="dxa" w:w="2448"/>
+            <w:tcW w:type="dxa" w:w="2160"/>
             <w:shd w:val="clear" w:color="auto" w:fill="F3F7FC"/>
           </w:tcPr>
           <w:p>
@@ -414,7 +455,7 @@
         </w:tc>
         <w:tc>
           <w:tcPr>
-            <w:tcW w:type="dxa" w:w="864"/>
+            <w:tcW w:type="dxa" w:w="720"/>
             <w:shd w:val="clear" w:color="auto" w:fill="F3F7FC"/>
           </w:tcPr>
           <w:p>
@@ -434,7 +475,7 @@
         </w:tc>
         <w:tc>
           <w:tcPr>
-            <w:tcW w:type="dxa" w:w="1584"/>
+            <w:tcW w:type="dxa" w:w="1368"/>
             <w:shd w:val="clear" w:color="auto" w:fill="F3F7FC"/>
           </w:tcPr>
           <w:p>
@@ -454,7 +495,7 @@
         </w:tc>
         <w:tc>
           <w:tcPr>
-            <w:tcW w:type="dxa" w:w="1152"/>
+            <w:tcW w:type="dxa" w:w="1008"/>
             <w:shd w:val="clear" w:color="auto" w:fill="F3F7FC"/>
           </w:tcPr>
           <w:p>
@@ -474,7 +515,7 @@
         </w:tc>
         <w:tc>
           <w:tcPr>
-            <w:tcW w:type="dxa" w:w="864"/>
+            <w:tcW w:type="dxa" w:w="720"/>
             <w:shd w:val="clear" w:color="auto" w:fill="F3F7FC"/>
           </w:tcPr>
           <w:p>
@@ -494,7 +535,27 @@
         </w:tc>
         <w:tc>
           <w:tcPr>
-            <w:tcW w:type="dxa" w:w="864"/>
+            <w:tcW w:type="dxa" w:w="1152"/>
+            <w:shd w:val="clear" w:color="auto" w:fill="F3F7FC"/>
+          </w:tcPr>
+          <w:p>
+            <w:pPr>
+              <w:spacing w:after="0"/>
+            </w:pPr>
+            <w:r/>
+            <w:r>
+              <w:rPr>
+                <w:rFonts w:ascii="Calibri" w:hAnsi="Calibri" w:eastAsia="Calibri"/>
+                <w:color w:val="14202E"/>
+                <w:sz w:val="18"/>
+              </w:rPr>
+              <w:t>0.01500</w:t>
+            </w:r>
+          </w:p>
+        </w:tc>
+        <w:tc>
+          <w:tcPr>
+            <w:tcW w:type="dxa" w:w="720"/>
             <w:shd w:val="clear" w:color="auto" w:fill="F3F7FC"/>
           </w:tcPr>
           <w:p>
@@ -516,7 +577,7 @@
       <w:tr>
         <w:tc>
           <w:tcPr>
-            <w:tcW w:type="dxa" w:w="2448"/>
+            <w:tcW w:type="dxa" w:w="2160"/>
           </w:tcPr>
           <w:p>
             <w:pPr>
@@ -529,13 +590,13 @@
                 <w:color w:val="14202E"/>
                 <w:sz w:val="18"/>
               </w:rPr>
-              <w:t>Calibration</w:t>
+              <w:t>Calibration of instrument</w:t>
             </w:r>
           </w:p>
         </w:tc>
         <w:tc>
           <w:tcPr>
-            <w:tcW w:type="dxa" w:w="864"/>
+            <w:tcW w:type="dxa" w:w="720"/>
           </w:tcPr>
           <w:p>
             <w:pPr>
@@ -554,7 +615,7 @@
         </w:tc>
         <w:tc>
           <w:tcPr>
-            <w:tcW w:type="dxa" w:w="1584"/>
+            <w:tcW w:type="dxa" w:w="1368"/>
           </w:tcPr>
           <w:p>
             <w:pPr>
@@ -573,7 +634,7 @@
         </w:tc>
         <w:tc>
           <w:tcPr>
-            <w:tcW w:type="dxa" w:w="1152"/>
+            <w:tcW w:type="dxa" w:w="1008"/>
           </w:tcPr>
           <w:p>
             <w:pPr>
@@ -592,7 +653,7 @@
         </w:tc>
         <w:tc>
           <w:tcPr>
-            <w:tcW w:type="dxa" w:w="864"/>
+            <w:tcW w:type="dxa" w:w="720"/>
           </w:tcPr>
           <w:p>
             <w:pPr>
@@ -611,7 +672,26 @@
         </w:tc>
         <w:tc>
           <w:tcPr>
-            <w:tcW w:type="dxa" w:w="864"/>
+            <w:tcW w:type="dxa" w:w="1152"/>
+          </w:tcPr>
+          <w:p>
+            <w:pPr>
+              <w:spacing w:after="0"/>
+            </w:pPr>
+            <w:r/>
+            <w:r>
+              <w:rPr>
+                <w:rFonts w:ascii="Calibri" w:hAnsi="Calibri" w:eastAsia="Calibri"/>
+                <w:color w:val="14202E"/>
+                <w:sz w:val="18"/>
+              </w:rPr>
+              <w:t>0.00580</w:t>
+            </w:r>
+          </w:p>
+        </w:tc>
+        <w:tc>
+          <w:tcPr>
+            <w:tcW w:type="dxa" w:w="720"/>
           </w:tcPr>
           <w:p>
             <w:pPr>
@@ -632,7 +712,7 @@
       <w:tr>
         <w:tc>
           <w:tcPr>
-            <w:tcW w:type="dxa" w:w="2448"/>
+            <w:tcW w:type="dxa" w:w="2160"/>
             <w:shd w:val="clear" w:color="auto" w:fill="F3F7FC"/>
           </w:tcPr>
           <w:p>
@@ -652,7 +732,7 @@
         </w:tc>
         <w:tc>
           <w:tcPr>
-            <w:tcW w:type="dxa" w:w="864"/>
+            <w:tcW w:type="dxa" w:w="720"/>
             <w:shd w:val="clear" w:color="auto" w:fill="F3F7FC"/>
           </w:tcPr>
           <w:p>
@@ -672,7 +752,7 @@
         </w:tc>
         <w:tc>
           <w:tcPr>
-            <w:tcW w:type="dxa" w:w="1584"/>
+            <w:tcW w:type="dxa" w:w="1368"/>
             <w:shd w:val="clear" w:color="auto" w:fill="F3F7FC"/>
           </w:tcPr>
           <w:p>
@@ -692,7 +772,7 @@
         </w:tc>
         <w:tc>
           <w:tcPr>
-            <w:tcW w:type="dxa" w:w="1152"/>
+            <w:tcW w:type="dxa" w:w="1008"/>
             <w:shd w:val="clear" w:color="auto" w:fill="F3F7FC"/>
           </w:tcPr>
           <w:p>
@@ -712,7 +792,7 @@
         </w:tc>
         <w:tc>
           <w:tcPr>
-            <w:tcW w:type="dxa" w:w="864"/>
+            <w:tcW w:type="dxa" w:w="720"/>
             <w:shd w:val="clear" w:color="auto" w:fill="F3F7FC"/>
           </w:tcPr>
           <w:p>
@@ -732,7 +812,27 @@
         </w:tc>
         <w:tc>
           <w:tcPr>
-            <w:tcW w:type="dxa" w:w="864"/>
+            <w:tcW w:type="dxa" w:w="1152"/>
+            <w:shd w:val="clear" w:color="auto" w:fill="F3F7FC"/>
+          </w:tcPr>
+          <w:p>
+            <w:pPr>
+              <w:spacing w:after="0"/>
+            </w:pPr>
+            <w:r/>
+            <w:r>
+              <w:rPr>
+                <w:rFonts w:ascii="Calibri" w:hAnsi="Calibri" w:eastAsia="Calibri"/>
+                <w:color w:val="14202E"/>
+                <w:sz w:val="18"/>
+              </w:rPr>
+              <w:t>0.00290</w:t>
+            </w:r>
+          </w:p>
+        </w:tc>
+        <w:tc>
+          <w:tcPr>
+            <w:tcW w:type="dxa" w:w="720"/>
             <w:shd w:val="clear" w:color="auto" w:fill="F3F7FC"/>
           </w:tcPr>
           <w:p>
@@ -862,7 +962,7 @@
                 <w:color w:val="14202E"/>
                 <w:sz w:val="18"/>
               </w:rPr>
-              <w:t>u_c (combined)</w:t>
+              <w:t>u_c (combined standard)</w:t>
             </w:r>
           </w:p>
         </w:tc>
@@ -900,7 +1000,7 @@
                 <w:color w:val="14202E"/>
                 <w:sz w:val="18"/>
               </w:rPr>
-              <w:t>Root-sum-square</w:t>
+              <w:t>Root-sum-square of uᵢ·cᵢ</w:t>
             </w:r>
           </w:p>
         </w:tc>
@@ -1021,7 +1121,7 @@
                 <w:color w:val="14202E"/>
                 <w:sz w:val="18"/>
               </w:rPr>
-              <w:t>Student-t</w:t>
+              <w:t>Student-t at ν_eff</w:t>
             </w:r>
           </w:p>
         </w:tc>
@@ -1083,7 +1183,7 @@
                 <w:color w:val="14202E"/>
                 <w:sz w:val="18"/>
               </w:rPr>
-              <w:t>≈ ±5.1% of reading</w:t>
+              <w:t>≈ ±5.1 % of reading</w:t>
             </w:r>
           </w:p>
         </w:tc>
@@ -1106,73 +1206,356 @@
         <w:t>4  Contribution analysis (sample)</w:t>
       </w:r>
     </w:p>
+    <w:tbl>
+      <w:tblPr>
+        <w:tblStyle w:val="TableGrid"/>
+        <w:tblW w:type="auto" w:w="0"/>
+        <w:jc w:val="center"/>
+        <w:tblLook w:firstColumn="1" w:firstRow="1" w:lastColumn="0" w:lastRow="0" w:noHBand="0" w:noVBand="1" w:val="04A0"/>
+      </w:tblPr>
+      <w:tblGrid>
+        <w:gridCol w:w="3216"/>
+        <w:gridCol w:w="3216"/>
+        <w:gridCol w:w="3216"/>
+      </w:tblGrid>
+      <w:tr>
+        <w:tc>
+          <w:tcPr>
+            <w:tcW w:type="dxa" w:w="2592"/>
+            <w:shd w:val="clear" w:color="auto" w:fill="0F2A4A"/>
+          </w:tcPr>
+          <w:p>
+            <w:pPr>
+              <w:spacing w:after="0"/>
+            </w:pPr>
+            <w:r/>
+            <w:r>
+              <w:rPr>
+                <w:rFonts w:ascii="Calibri" w:hAnsi="Calibri" w:eastAsia="Calibri"/>
+                <w:b/>
+                <w:color w:val="FFFFFF"/>
+                <w:sz w:val="18"/>
+              </w:rPr>
+              <w:t>Component</w:t>
+            </w:r>
+          </w:p>
+        </w:tc>
+        <w:tc>
+          <w:tcPr>
+            <w:tcW w:type="dxa" w:w="1728"/>
+            <w:shd w:val="clear" w:color="auto" w:fill="0F2A4A"/>
+          </w:tcPr>
+          <w:p>
+            <w:pPr>
+              <w:spacing w:after="0"/>
+            </w:pPr>
+            <w:r/>
+            <w:r>
+              <w:rPr>
+                <w:rFonts w:ascii="Calibri" w:hAnsi="Calibri" w:eastAsia="Calibri"/>
+                <w:b/>
+                <w:color w:val="FFFFFF"/>
+                <w:sz w:val="18"/>
+              </w:rPr>
+              <w:t>Share of u_c²</w:t>
+            </w:r>
+          </w:p>
+        </w:tc>
+        <w:tc>
+          <w:tcPr>
+            <w:tcW w:type="dxa" w:w="3456"/>
+            <w:shd w:val="clear" w:color="auto" w:fill="0F2A4A"/>
+          </w:tcPr>
+          <w:p>
+            <w:pPr>
+              <w:spacing w:after="0"/>
+            </w:pPr>
+            <w:r/>
+            <w:r>
+              <w:rPr>
+                <w:rFonts w:ascii="Calibri" w:hAnsi="Calibri" w:eastAsia="Calibri"/>
+                <w:b/>
+                <w:color w:val="FFFFFF"/>
+                <w:sz w:val="18"/>
+              </w:rPr>
+              <w:t>Reading</w:t>
+            </w:r>
+          </w:p>
+        </w:tc>
+      </w:tr>
+      <w:tr>
+        <w:tc>
+          <w:tcPr>
+            <w:tcW w:type="dxa" w:w="2592"/>
+          </w:tcPr>
+          <w:p>
+            <w:pPr>
+              <w:spacing w:after="0"/>
+            </w:pPr>
+            <w:r/>
+            <w:r>
+              <w:rPr>
+                <w:rFonts w:ascii="Calibri" w:hAnsi="Calibri" w:eastAsia="Calibri"/>
+                <w:color w:val="14202E"/>
+                <w:sz w:val="18"/>
+              </w:rPr>
+              <w:t>Repeatability</w:t>
+            </w:r>
+          </w:p>
+        </w:tc>
+        <w:tc>
+          <w:tcPr>
+            <w:tcW w:type="dxa" w:w="1728"/>
+          </w:tcPr>
+          <w:p>
+            <w:pPr>
+              <w:spacing w:after="0"/>
+            </w:pPr>
+            <w:r/>
+            <w:r>
+              <w:rPr>
+                <w:rFonts w:ascii="Calibri" w:hAnsi="Calibri" w:eastAsia="Calibri"/>
+                <w:color w:val="14202E"/>
+                <w:sz w:val="18"/>
+              </w:rPr>
+              <w:t>64%</w:t>
+            </w:r>
+          </w:p>
+        </w:tc>
+        <w:tc>
+          <w:tcPr>
+            <w:tcW w:type="dxa" w:w="3456"/>
+          </w:tcPr>
+          <w:p>
+            <w:pPr>
+              <w:spacing w:after="0"/>
+            </w:pPr>
+            <w:r/>
+            <w:r>
+              <w:rPr>
+                <w:rFonts w:ascii="Calibri" w:hAnsi="Calibri" w:eastAsia="Calibri"/>
+                <w:color w:val="14202E"/>
+                <w:sz w:val="18"/>
+              </w:rPr>
+              <w:t>Dominant — increase replicates to reduce</w:t>
+            </w:r>
+          </w:p>
+        </w:tc>
+      </w:tr>
+      <w:tr>
+        <w:tc>
+          <w:tcPr>
+            <w:tcW w:type="dxa" w:w="2592"/>
+            <w:shd w:val="clear" w:color="auto" w:fill="F3F7FC"/>
+          </w:tcPr>
+          <w:p>
+            <w:pPr>
+              <w:spacing w:after="0"/>
+            </w:pPr>
+            <w:r/>
+            <w:r>
+              <w:rPr>
+                <w:rFonts w:ascii="Calibri" w:hAnsi="Calibri" w:eastAsia="Calibri"/>
+                <w:color w:val="14202E"/>
+                <w:sz w:val="18"/>
+              </w:rPr>
+              <w:t>Reference standard</w:t>
+            </w:r>
+          </w:p>
+        </w:tc>
+        <w:tc>
+          <w:tcPr>
+            <w:tcW w:type="dxa" w:w="1728"/>
+            <w:shd w:val="clear" w:color="auto" w:fill="F3F7FC"/>
+          </w:tcPr>
+          <w:p>
+            <w:pPr>
+              <w:spacing w:after="0"/>
+            </w:pPr>
+            <w:r/>
+            <w:r>
+              <w:rPr>
+                <w:rFonts w:ascii="Calibri" w:hAnsi="Calibri" w:eastAsia="Calibri"/>
+                <w:color w:val="14202E"/>
+                <w:sz w:val="18"/>
+              </w:rPr>
+              <w:t>36%</w:t>
+            </w:r>
+          </w:p>
+        </w:tc>
+        <w:tc>
+          <w:tcPr>
+            <w:tcW w:type="dxa" w:w="3456"/>
+            <w:shd w:val="clear" w:color="auto" w:fill="F3F7FC"/>
+          </w:tcPr>
+          <w:p>
+            <w:pPr>
+              <w:spacing w:after="0"/>
+            </w:pPr>
+            <w:r/>
+            <w:r>
+              <w:rPr>
+                <w:rFonts w:ascii="Calibri" w:hAnsi="Calibri" w:eastAsia="Calibri"/>
+                <w:color w:val="14202E"/>
+                <w:sz w:val="18"/>
+              </w:rPr>
+              <w:t>Check the calibration certificate and its uncertainty</w:t>
+            </w:r>
+          </w:p>
+        </w:tc>
+      </w:tr>
+      <w:tr>
+        <w:tc>
+          <w:tcPr>
+            <w:tcW w:type="dxa" w:w="2592"/>
+          </w:tcPr>
+          <w:p>
+            <w:pPr>
+              <w:spacing w:after="0"/>
+            </w:pPr>
+            <w:r/>
+            <w:r>
+              <w:rPr>
+                <w:rFonts w:ascii="Calibri" w:hAnsi="Calibri" w:eastAsia="Calibri"/>
+                <w:color w:val="14202E"/>
+                <w:sz w:val="18"/>
+              </w:rPr>
+              <w:t>Calibration of instrument</w:t>
+            </w:r>
+          </w:p>
+        </w:tc>
+        <w:tc>
+          <w:tcPr>
+            <w:tcW w:type="dxa" w:w="1728"/>
+          </w:tcPr>
+          <w:p>
+            <w:pPr>
+              <w:spacing w:after="0"/>
+            </w:pPr>
+            <w:r/>
+            <w:r>
+              <w:rPr>
+                <w:rFonts w:ascii="Calibri" w:hAnsi="Calibri" w:eastAsia="Calibri"/>
+                <w:color w:val="14202E"/>
+                <w:sz w:val="18"/>
+              </w:rPr>
+              <w:t>&lt;1%</w:t>
+            </w:r>
+          </w:p>
+        </w:tc>
+        <w:tc>
+          <w:tcPr>
+            <w:tcW w:type="dxa" w:w="3456"/>
+          </w:tcPr>
+          <w:p>
+            <w:pPr>
+              <w:spacing w:after="0"/>
+            </w:pPr>
+            <w:r/>
+            <w:r>
+              <w:rPr>
+                <w:rFonts w:ascii="Calibri" w:hAnsi="Calibri" w:eastAsia="Calibri"/>
+                <w:color w:val="14202E"/>
+                <w:sz w:val="18"/>
+              </w:rPr>
+              <w:t>Minor at this magnitude</w:t>
+            </w:r>
+          </w:p>
+        </w:tc>
+      </w:tr>
+      <w:tr>
+        <w:tc>
+          <w:tcPr>
+            <w:tcW w:type="dxa" w:w="2592"/>
+            <w:shd w:val="clear" w:color="auto" w:fill="F3F7FC"/>
+          </w:tcPr>
+          <w:p>
+            <w:pPr>
+              <w:spacing w:after="0"/>
+            </w:pPr>
+            <w:r/>
+            <w:r>
+              <w:rPr>
+                <w:rFonts w:ascii="Calibri" w:hAnsi="Calibri" w:eastAsia="Calibri"/>
+                <w:color w:val="14202E"/>
+                <w:sz w:val="18"/>
+              </w:rPr>
+              <w:t>Resolution</w:t>
+            </w:r>
+          </w:p>
+        </w:tc>
+        <w:tc>
+          <w:tcPr>
+            <w:tcW w:type="dxa" w:w="1728"/>
+            <w:shd w:val="clear" w:color="auto" w:fill="F3F7FC"/>
+          </w:tcPr>
+          <w:p>
+            <w:pPr>
+              <w:spacing w:after="0"/>
+            </w:pPr>
+            <w:r/>
+            <w:r>
+              <w:rPr>
+                <w:rFonts w:ascii="Calibri" w:hAnsi="Calibri" w:eastAsia="Calibri"/>
+                <w:color w:val="14202E"/>
+                <w:sz w:val="18"/>
+              </w:rPr>
+              <w:t>&lt;1%</w:t>
+            </w:r>
+          </w:p>
+        </w:tc>
+        <w:tc>
+          <w:tcPr>
+            <w:tcW w:type="dxa" w:w="3456"/>
+            <w:shd w:val="clear" w:color="auto" w:fill="F3F7FC"/>
+          </w:tcPr>
+          <w:p>
+            <w:pPr>
+              <w:spacing w:after="0"/>
+            </w:pPr>
+            <w:r/>
+            <w:r>
+              <w:rPr>
+                <w:rFonts w:ascii="Calibri" w:hAnsi="Calibri" w:eastAsia="Calibri"/>
+                <w:color w:val="14202E"/>
+                <w:sz w:val="18"/>
+              </w:rPr>
+              <w:t>Minor at this magnitude</w:t>
+            </w:r>
+          </w:p>
+        </w:tc>
+      </w:tr>
+    </w:tbl>
     <w:p>
       <w:pPr>
-        <w:pStyle w:val="ListBullet"/>
-        <w:spacing w:after="60"/>
+        <w:spacing w:before="280" w:after="100"/>
+        <w:pBdr>
+          <w:bottom w:val="single" w:sz="6" w:space="6" w:color="0F2A4A"/>
+        </w:pBdr>
       </w:pPr>
-      <w:r>
-        <w:rPr>
-          <w:rFonts w:ascii="Calibri" w:hAnsi="Calibri" w:eastAsia="Calibri"/>
-          <w:color w:val="5B6B7F"/>
-          <w:sz w:val="21"/>
-        </w:rPr>
-        <w:t xml:space="preserve">Repeatability — </w:t>
-      </w:r>
       <w:r>
         <w:rPr>
           <w:rFonts w:ascii="Calibri" w:hAnsi="Calibri" w:eastAsia="Calibri"/>
           <w:b/>
           <w:color w:val="0F2A4A"/>
-          <w:sz w:val="21"/>
+          <w:sz w:val="27"/>
         </w:rPr>
-        <w:t>largest single contributor; consider replicate measurements.</w:t>
+        <w:t>5  Report statement (sample wording)</w:t>
       </w:r>
     </w:p>
     <w:p>
       <w:pPr>
-        <w:pStyle w:val="ListBullet"/>
-        <w:spacing w:after="60"/>
+        <w:spacing w:after="100" w:line="269" w:lineRule="auto"/>
       </w:pPr>
       <w:r>
         <w:rPr>
           <w:rFonts w:ascii="Calibri" w:hAnsi="Calibri" w:eastAsia="Calibri"/>
-          <w:color w:val="5B6B7F"/>
+          <w:b w:val="0"/>
+          <w:i/>
+          <w:color w:val="14202E"/>
           <w:sz w:val="21"/>
         </w:rPr>
-        <w:t xml:space="preserve">Reference standard — </w:t>
-      </w:r>
-      <w:r>
-        <w:rPr>
-          <w:rFonts w:ascii="Calibri" w:hAnsi="Calibri" w:eastAsia="Calibri"/>
-          <w:b/>
-          <w:color w:val="0F2A4A"/>
-          <w:sz w:val="21"/>
-        </w:rPr>
-        <w:t>second contributor; review the calibration certificate.</w:t>
-      </w:r>
-    </w:p>
-    <w:p>
-      <w:pPr>
-        <w:pStyle w:val="ListBullet"/>
-        <w:spacing w:after="60"/>
-      </w:pPr>
-      <w:r>
-        <w:rPr>
-          <w:rFonts w:ascii="Calibri" w:hAnsi="Calibri" w:eastAsia="Calibri"/>
-          <w:color w:val="5B6B7F"/>
-          <w:sz w:val="21"/>
-        </w:rPr>
-        <w:t xml:space="preserve">Calibration and resolution — </w:t>
-      </w:r>
-      <w:r>
-        <w:rPr>
-          <w:rFonts w:ascii="Calibri" w:hAnsi="Calibri" w:eastAsia="Calibri"/>
-          <w:b/>
-          <w:color w:val="0F2A4A"/>
-          <w:sz w:val="21"/>
-        </w:rPr>
-        <w:t>minor contributors at this magnitude.</w:t>
+        <w:t>“The expanded uncertainty of the measurand is U = 0.0508 (k = 2.03, approximately 95 % confidence). The dominant contribution is repeatability; the second contribution is the reference standard.” The full version generates a statement of this form from your own measurand, unit, components and coverage factor, with the traceability chain recorded.</w:t>
       </w:r>
     </w:p>
     <w:p>
@@ -1189,7 +1572,93 @@
           <w:color w:val="0F2A4A"/>
           <w:sz w:val="27"/>
         </w:rPr>
-        <w:t>5  What the full deliverable adds</w:t>
+        <w:t>6  Traceability and records</w:t>
+      </w:r>
+    </w:p>
+    <w:p>
+      <w:pPr>
+        <w:pStyle w:val="ListBullet"/>
+        <w:spacing w:after="60"/>
+      </w:pPr>
+      <w:r>
+        <w:rPr>
+          <w:rFonts w:ascii="Calibri" w:hAnsi="Calibri" w:eastAsia="Calibri"/>
+          <w:color w:val="5B6B7F"/>
+          <w:sz w:val="21"/>
+        </w:rPr>
+        <w:t xml:space="preserve">Traceability — </w:t>
+      </w:r>
+      <w:r>
+        <w:rPr>
+          <w:rFonts w:ascii="Calibri" w:hAnsi="Calibri" w:eastAsia="Calibri"/>
+          <w:b/>
+          <w:color w:val="0F2A4A"/>
+          <w:sz w:val="21"/>
+        </w:rPr>
+        <w:t>each input traceable to the SI through an unbroken chain of calibrations.</w:t>
+      </w:r>
+    </w:p>
+    <w:p>
+      <w:pPr>
+        <w:pStyle w:val="ListBullet"/>
+        <w:spacing w:after="60"/>
+      </w:pPr>
+      <w:r>
+        <w:rPr>
+          <w:rFonts w:ascii="Calibri" w:hAnsi="Calibri" w:eastAsia="Calibri"/>
+          <w:color w:val="5B6B7F"/>
+          <w:sz w:val="21"/>
+        </w:rPr>
+        <w:t xml:space="preserve">Records kept — </w:t>
+      </w:r>
+      <w:r>
+        <w:rPr>
+          <w:rFonts w:ascii="Calibri" w:hAnsi="Calibri" w:eastAsia="Calibri"/>
+          <w:b/>
+          <w:color w:val="0F2A4A"/>
+          <w:sz w:val="21"/>
+        </w:rPr>
+        <w:t>budget, component data, calibration certificates, reviewer sign-off.</w:t>
+      </w:r>
+    </w:p>
+    <w:p>
+      <w:pPr>
+        <w:pStyle w:val="ListBullet"/>
+        <w:spacing w:after="60"/>
+      </w:pPr>
+      <w:r>
+        <w:rPr>
+          <w:rFonts w:ascii="Calibri" w:hAnsi="Calibri" w:eastAsia="Calibri"/>
+          <w:color w:val="5B6B7F"/>
+          <w:sz w:val="21"/>
+        </w:rPr>
+        <w:t xml:space="preserve">Review cycle — </w:t>
+      </w:r>
+      <w:r>
+        <w:rPr>
+          <w:rFonts w:ascii="Calibri" w:hAnsi="Calibri" w:eastAsia="Calibri"/>
+          <w:b/>
+          <w:color w:val="0F2A4A"/>
+          <w:sz w:val="21"/>
+        </w:rPr>
+        <w:t>budgets re-validated when methods, equipment or scope change.</w:t>
+      </w:r>
+    </w:p>
+    <w:p>
+      <w:pPr>
+        <w:spacing w:before="280" w:after="100"/>
+        <w:pBdr>
+          <w:bottom w:val="single" w:sz="6" w:space="6" w:color="0F2A4A"/>
+        </w:pBdr>
+      </w:pPr>
+      <w:r>
+        <w:rPr>
+          <w:rFonts w:ascii="Calibri" w:hAnsi="Calibri" w:eastAsia="Calibri"/>
+          <w:b/>
+          <w:color w:val="0F2A4A"/>
+          <w:sz w:val="27"/>
+        </w:rPr>
+        <w:t>7  What the full deliverable adds</w:t>
       </w:r>
     </w:p>
     <w:p>
@@ -1272,6 +1741,29 @@
           <w:color w:val="5B6B7F"/>
           <w:sz w:val="21"/>
         </w:rPr>
+        <w:t xml:space="preserve">Optimisation pass — </w:t>
+      </w:r>
+      <w:r>
+        <w:rPr>
+          <w:rFonts w:ascii="Calibri" w:hAnsi="Calibri" w:eastAsia="Calibri"/>
+          <w:b/>
+          <w:color w:val="0F2A4A"/>
+          <w:sz w:val="21"/>
+        </w:rPr>
+        <w:t>upload an existing report and see where U can be reduced.</w:t>
+      </w:r>
+    </w:p>
+    <w:p>
+      <w:pPr>
+        <w:pStyle w:val="ListBullet"/>
+        <w:spacing w:after="60"/>
+      </w:pPr>
+      <w:r>
+        <w:rPr>
+          <w:rFonts w:ascii="Calibri" w:hAnsi="Calibri" w:eastAsia="Calibri"/>
+          <w:color w:val="5B6B7F"/>
+          <w:sz w:val="21"/>
+        </w:rPr>
         <w:t xml:space="preserve">Exportable, watermark-free Word (.docx) — </w:t>
       </w:r>
       <w:r>
@@ -1286,7 +1778,7 @@
     </w:p>
     <w:p>
       <w:pPr>
-        <w:spacing w:after="100" w:line="269" w:lineRule="auto"/>
+        <w:spacing w:after="80" w:line="269" w:lineRule="auto"/>
       </w:pPr>
       <w:r>
         <w:rPr>
@@ -1294,9 +1786,9 @@
           <w:b w:val="0"/>
           <w:i/>
           <w:color w:val="5B6B7F"/>
-          <w:sz w:val="20"/>
+          <w:sz w:val="19"/>
         </w:rPr>
-        <w:t>Free users see the watermarked preview only. Unlock the context-linked report and export at labkitpro.com.</w:t>
+        <w:t>This is a generic demonstration sample produced by LabKitPro. It shows structure, wording and evidence logic only — none of your personalization inputs (country, accreditation body, industry, stage, uploaded documents) are applied. The full, tailored and watermark-free deliverable is generated from your context at labkitpro.com.</w:t>
       </w:r>
     </w:p>
     <w:sectPr>
